--- a/guide_builder/P02_Flashing_Lights_Guide.docx
+++ b/guide_builder/P02_Flashing_Lights_Guide.docx
@@ -42,12 +42,12 @@
       </w:r>
       <w:r>
         <w:rPr>
-          <w:rFonts w:ascii="Consolas" w:cs="Consolas" w:eastAsia="Consolas" w:hAnsi="Consolas"/>
+          <w:rFonts w:ascii="Roboto Mono" w:cs="Roboto Mono" w:eastAsia="Roboto Mono" w:hAnsi="Roboto Mono"/>
           <w:i/>
           <w:iCs/>
           <w:color w:val="595959"/>
-          <w:sz w:val="20"/>
-          <w:szCs w:val="20"/>
+          <w:sz w:val="19"/>
+          <w:szCs w:val="19"/>
         </w:rPr>
         <w:t xml:space="preserve">p02_flashing_lights.py</w:t>
       </w:r>
@@ -63,12 +63,12 @@
       </w:r>
       <w:r>
         <w:rPr>
-          <w:rFonts w:ascii="Consolas" w:cs="Consolas" w:eastAsia="Consolas" w:hAnsi="Consolas"/>
+          <w:rFonts w:ascii="Roboto Mono" w:cs="Roboto Mono" w:eastAsia="Roboto Mono" w:hAnsi="Roboto Mono"/>
           <w:i/>
           <w:iCs/>
           <w:color w:val="595959"/>
-          <w:sz w:val="20"/>
-          <w:szCs w:val="20"/>
+          <w:sz w:val="19"/>
+          <w:szCs w:val="19"/>
         </w:rPr>
         <w:t xml:space="preserve">/workspace/p02.py</w:t>
       </w:r>
@@ -84,12 +84,12 @@
       </w:r>
       <w:r>
         <w:rPr>
-          <w:rFonts w:ascii="Consolas" w:cs="Consolas" w:eastAsia="Consolas" w:hAnsi="Consolas"/>
+          <w:rFonts w:ascii="Roboto Mono" w:cs="Roboto Mono" w:eastAsia="Roboto Mono" w:hAnsi="Roboto Mono"/>
           <w:i/>
           <w:iCs/>
           <w:color w:val="595959"/>
-          <w:sz w:val="20"/>
-          <w:szCs w:val="20"/>
+          <w:sz w:val="19"/>
+          <w:szCs w:val="19"/>
         </w:rPr>
         <w:t xml:space="preserve">/workspace</w:t>
       </w:r>
@@ -161,9 +161,9 @@
       </w:r>
       <w:r>
         <w:rPr>
-          <w:rFonts w:ascii="Consolas" w:cs="Consolas" w:eastAsia="Consolas" w:hAnsi="Consolas"/>
-          <w:sz w:val="20"/>
-          <w:szCs w:val="20"/>
+          <w:rFonts w:ascii="Roboto Mono" w:cs="Roboto Mono" w:eastAsia="Roboto Mono" w:hAnsi="Roboto Mono"/>
+          <w:sz w:val="19"/>
+          <w:szCs w:val="19"/>
         </w:rPr>
         <w:t xml:space="preserve">set_color(r, g, b)</w:t>
       </w:r>
@@ -250,7 +250,7 @@
             </w:pPr>
             <w:r>
               <w:rPr>
-                <w:rFonts w:ascii="Consolas" w:cs="Consolas" w:eastAsia="Consolas" w:hAnsi="Consolas"/>
+                <w:rFonts w:ascii="Roboto Mono" w:cs="Roboto Mono" w:eastAsia="Roboto Mono" w:hAnsi="Roboto Mono"/>
                 <w:sz w:val="19"/>
                 <w:szCs w:val="19"/>
               </w:rPr>
@@ -263,7 +263,7 @@
             </w:pPr>
             <w:r>
               <w:rPr>
-                <w:rFonts w:ascii="Consolas" w:cs="Consolas" w:eastAsia="Consolas" w:hAnsi="Consolas"/>
+                <w:rFonts w:ascii="Roboto Mono" w:cs="Roboto Mono" w:eastAsia="Roboto Mono" w:hAnsi="Roboto Mono"/>
                 <w:sz w:val="19"/>
                 <w:szCs w:val="19"/>
               </w:rPr>
@@ -276,7 +276,7 @@
             </w:pPr>
             <w:r>
               <w:rPr>
-                <w:rFonts w:ascii="Consolas" w:cs="Consolas" w:eastAsia="Consolas" w:hAnsi="Consolas"/>
+                <w:rFonts w:ascii="Roboto Mono" w:cs="Roboto Mono" w:eastAsia="Roboto Mono" w:hAnsi="Roboto Mono"/>
                 <w:sz w:val="19"/>
                 <w:szCs w:val="19"/>
               </w:rPr>
@@ -288,8 +288,15 @@
     </w:tbl>
     <w:p>
       <w:pPr>
-        <w:spacing w:after="140"/>
-      </w:pPr>
+        <w:spacing w:after="60" w:line="120"/>
+      </w:pPr>
+      <w:r>
+        <w:rPr>
+          <w:sz w:val="8"/>
+          <w:szCs w:val="8"/>
+        </w:rPr>
+        <w:t xml:space="preserve"/>
+      </w:r>
     </w:p>
     <w:p>
       <w:pPr>
@@ -304,9 +311,9 @@
       </w:r>
       <w:r>
         <w:rPr>
-          <w:rFonts w:ascii="Consolas" w:cs="Consolas" w:eastAsia="Consolas" w:hAnsi="Consolas"/>
-          <w:sz w:val="20"/>
-          <w:szCs w:val="20"/>
+          <w:rFonts w:ascii="Roboto Mono" w:cs="Roboto Mono" w:eastAsia="Roboto Mono" w:hAnsi="Roboto Mono"/>
+          <w:sz w:val="19"/>
+          <w:szCs w:val="19"/>
         </w:rPr>
         <w:t xml:space="preserve">set_color(1, 0, 0)</w:t>
       </w:r>
@@ -319,9 +326,9 @@
       </w:r>
       <w:r>
         <w:rPr>
-          <w:rFonts w:ascii="Consolas" w:cs="Consolas" w:eastAsia="Consolas" w:hAnsi="Consolas"/>
-          <w:sz w:val="20"/>
-          <w:szCs w:val="20"/>
+          <w:rFonts w:ascii="Roboto Mono" w:cs="Roboto Mono" w:eastAsia="Roboto Mono" w:hAnsi="Roboto Mono"/>
+          <w:sz w:val="19"/>
+          <w:szCs w:val="19"/>
         </w:rPr>
         <w:t xml:space="preserve">set_color(0, 0, 1)</w:t>
       </w:r>
@@ -346,9 +353,9 @@
       </w:r>
       <w:r>
         <w:rPr>
-          <w:rFonts w:ascii="Consolas" w:cs="Consolas" w:eastAsia="Consolas" w:hAnsi="Consolas"/>
-          <w:sz w:val="20"/>
-          <w:szCs w:val="20"/>
+          <w:rFonts w:ascii="Roboto Mono" w:cs="Roboto Mono" w:eastAsia="Roboto Mono" w:hAnsi="Roboto Mono"/>
+          <w:sz w:val="19"/>
+          <w:szCs w:val="19"/>
         </w:rPr>
         <w:t xml:space="preserve">alvik.begin()</w:t>
       </w:r>
@@ -435,7 +442,7 @@
             </w:pPr>
             <w:r>
               <w:rPr>
-                <w:rFonts w:ascii="Consolas" w:cs="Consolas" w:eastAsia="Consolas" w:hAnsi="Consolas"/>
+                <w:rFonts w:ascii="Roboto Mono" w:cs="Roboto Mono" w:eastAsia="Roboto Mono" w:hAnsi="Roboto Mono"/>
                 <w:sz w:val="19"/>
                 <w:szCs w:val="19"/>
               </w:rPr>
@@ -448,7 +455,7 @@
             </w:pPr>
             <w:r>
               <w:rPr>
-                <w:rFonts w:ascii="Consolas" w:cs="Consolas" w:eastAsia="Consolas" w:hAnsi="Consolas"/>
+                <w:rFonts w:ascii="Roboto Mono" w:cs="Roboto Mono" w:eastAsia="Roboto Mono" w:hAnsi="Roboto Mono"/>
                 <w:sz w:val="19"/>
                 <w:szCs w:val="19"/>
               </w:rPr>
@@ -460,8 +467,15 @@
     </w:tbl>
     <w:p>
       <w:pPr>
-        <w:spacing w:after="140"/>
-      </w:pPr>
+        <w:spacing w:after="60" w:line="120"/>
+      </w:pPr>
+      <w:r>
+        <w:rPr>
+          <w:sz w:val="8"/>
+          <w:szCs w:val="8"/>
+        </w:rPr>
+        <w:t xml:space="preserve"/>
+      </w:r>
     </w:p>
     <w:p>
       <w:pPr>
@@ -516,7 +530,7 @@
             </w:pPr>
             <w:r>
               <w:rPr>
-                <w:rFonts w:ascii="Consolas" w:cs="Consolas" w:eastAsia="Consolas" w:hAnsi="Consolas"/>
+                <w:rFonts w:ascii="Roboto Mono" w:cs="Roboto Mono" w:eastAsia="Roboto Mono" w:hAnsi="Roboto Mono"/>
                 <w:sz w:val="19"/>
                 <w:szCs w:val="19"/>
               </w:rPr>
@@ -529,7 +543,7 @@
             </w:pPr>
             <w:r>
               <w:rPr>
-                <w:rFonts w:ascii="Consolas" w:cs="Consolas" w:eastAsia="Consolas" w:hAnsi="Consolas"/>
+                <w:rFonts w:ascii="Roboto Mono" w:cs="Roboto Mono" w:eastAsia="Roboto Mono" w:hAnsi="Roboto Mono"/>
                 <w:sz w:val="19"/>
                 <w:szCs w:val="19"/>
               </w:rPr>
@@ -542,7 +556,7 @@
             </w:pPr>
             <w:r>
               <w:rPr>
-                <w:rFonts w:ascii="Consolas" w:cs="Consolas" w:eastAsia="Consolas" w:hAnsi="Consolas"/>
+                <w:rFonts w:ascii="Roboto Mono" w:cs="Roboto Mono" w:eastAsia="Roboto Mono" w:hAnsi="Roboto Mono"/>
                 <w:sz w:val="19"/>
                 <w:szCs w:val="19"/>
               </w:rPr>
@@ -554,18 +568,25 @@
     </w:tbl>
     <w:p>
       <w:pPr>
-        <w:spacing w:after="140"/>
-      </w:pPr>
-    </w:p>
-    <w:p>
-      <w:pPr>
-        <w:spacing w:after="120" w:line="276"/>
-      </w:pPr>
-      <w:r>
-        <w:rPr>
-          <w:rFonts w:ascii="Consolas" w:cs="Consolas" w:eastAsia="Consolas" w:hAnsi="Consolas"/>
-          <w:sz w:val="20"/>
-          <w:szCs w:val="20"/>
+        <w:spacing w:after="60" w:line="120"/>
+      </w:pPr>
+      <w:r>
+        <w:rPr>
+          <w:sz w:val="8"/>
+          <w:szCs w:val="8"/>
+        </w:rPr>
+        <w:t xml:space="preserve"/>
+      </w:r>
+    </w:p>
+    <w:p>
+      <w:pPr>
+        <w:spacing w:after="120" w:line="276"/>
+      </w:pPr>
+      <w:r>
+        <w:rPr>
+          <w:rFonts w:ascii="Roboto Mono" w:cs="Roboto Mono" w:eastAsia="Roboto Mono" w:hAnsi="Roboto Mono"/>
+          <w:sz w:val="19"/>
+          <w:szCs w:val="19"/>
         </w:rPr>
         <w:t xml:space="preserve">def</w:t>
       </w:r>
@@ -578,9 +599,9 @@
       </w:r>
       <w:r>
         <w:rPr>
-          <w:rFonts w:ascii="Consolas" w:cs="Consolas" w:eastAsia="Consolas" w:hAnsi="Consolas"/>
-          <w:sz w:val="20"/>
-          <w:szCs w:val="20"/>
+          <w:rFonts w:ascii="Roboto Mono" w:cs="Roboto Mono" w:eastAsia="Roboto Mono" w:hAnsi="Roboto Mono"/>
+          <w:sz w:val="19"/>
+          <w:szCs w:val="19"/>
         </w:rPr>
         <w:t xml:space="preserve">both_leds(...)</w:t>
       </w:r>
@@ -605,9 +626,9 @@
       </w:r>
       <w:r>
         <w:rPr>
-          <w:rFonts w:ascii="Consolas" w:cs="Consolas" w:eastAsia="Consolas" w:hAnsi="Consolas"/>
-          <w:sz w:val="20"/>
-          <w:szCs w:val="20"/>
+          <w:rFonts w:ascii="Roboto Mono" w:cs="Roboto Mono" w:eastAsia="Roboto Mono" w:hAnsi="Roboto Mono"/>
+          <w:sz w:val="19"/>
+          <w:szCs w:val="19"/>
         </w:rPr>
         <w:t xml:space="preserve">r</w:t>
       </w:r>
@@ -620,9 +641,9 @@
       </w:r>
       <w:r>
         <w:rPr>
-          <w:rFonts w:ascii="Consolas" w:cs="Consolas" w:eastAsia="Consolas" w:hAnsi="Consolas"/>
-          <w:sz w:val="20"/>
-          <w:szCs w:val="20"/>
+          <w:rFonts w:ascii="Roboto Mono" w:cs="Roboto Mono" w:eastAsia="Roboto Mono" w:hAnsi="Roboto Mono"/>
+          <w:sz w:val="19"/>
+          <w:szCs w:val="19"/>
         </w:rPr>
         <w:t xml:space="preserve">g</w:t>
       </w:r>
@@ -635,9 +656,9 @@
       </w:r>
       <w:r>
         <w:rPr>
-          <w:rFonts w:ascii="Consolas" w:cs="Consolas" w:eastAsia="Consolas" w:hAnsi="Consolas"/>
-          <w:sz w:val="20"/>
-          <w:szCs w:val="20"/>
+          <w:rFonts w:ascii="Roboto Mono" w:cs="Roboto Mono" w:eastAsia="Roboto Mono" w:hAnsi="Roboto Mono"/>
+          <w:sz w:val="19"/>
+          <w:szCs w:val="19"/>
         </w:rPr>
         <w:t xml:space="preserve">b</w:t>
       </w:r>
@@ -650,9 +671,9 @@
       </w:r>
       <w:r>
         <w:rPr>
-          <w:rFonts w:ascii="Consolas" w:cs="Consolas" w:eastAsia="Consolas" w:hAnsi="Consolas"/>
-          <w:sz w:val="20"/>
-          <w:szCs w:val="20"/>
+          <w:rFonts w:ascii="Roboto Mono" w:cs="Roboto Mono" w:eastAsia="Roboto Mono" w:hAnsi="Roboto Mono"/>
+          <w:sz w:val="19"/>
+          <w:szCs w:val="19"/>
         </w:rPr>
         <w:t xml:space="preserve">both_leds(0, 1, 0)</w:t>
       </w:r>
@@ -665,9 +686,9 @@
       </w:r>
       <w:r>
         <w:rPr>
-          <w:rFonts w:ascii="Consolas" w:cs="Consolas" w:eastAsia="Consolas" w:hAnsi="Consolas"/>
-          <w:sz w:val="20"/>
-          <w:szCs w:val="20"/>
+          <w:rFonts w:ascii="Roboto Mono" w:cs="Roboto Mono" w:eastAsia="Roboto Mono" w:hAnsi="Roboto Mono"/>
+          <w:sz w:val="19"/>
+          <w:szCs w:val="19"/>
         </w:rPr>
         <w:t xml:space="preserve">r</w:t>
       </w:r>
@@ -680,9 +701,9 @@
       </w:r>
       <w:r>
         <w:rPr>
-          <w:rFonts w:ascii="Consolas" w:cs="Consolas" w:eastAsia="Consolas" w:hAnsi="Consolas"/>
-          <w:sz w:val="20"/>
-          <w:szCs w:val="20"/>
+          <w:rFonts w:ascii="Roboto Mono" w:cs="Roboto Mono" w:eastAsia="Roboto Mono" w:hAnsi="Roboto Mono"/>
+          <w:sz w:val="19"/>
+          <w:szCs w:val="19"/>
         </w:rPr>
         <w:t xml:space="preserve">g</w:t>
       </w:r>
@@ -695,9 +716,9 @@
       </w:r>
       <w:r>
         <w:rPr>
-          <w:rFonts w:ascii="Consolas" w:cs="Consolas" w:eastAsia="Consolas" w:hAnsi="Consolas"/>
-          <w:sz w:val="20"/>
-          <w:szCs w:val="20"/>
+          <w:rFonts w:ascii="Roboto Mono" w:cs="Roboto Mono" w:eastAsia="Roboto Mono" w:hAnsi="Roboto Mono"/>
+          <w:sz w:val="19"/>
+          <w:szCs w:val="19"/>
         </w:rPr>
         <w:t xml:space="preserve">b</w:t>
       </w:r>
@@ -722,9 +743,9 @@
       </w:r>
       <w:r>
         <w:rPr>
-          <w:rFonts w:ascii="Consolas" w:cs="Consolas" w:eastAsia="Consolas" w:hAnsi="Consolas"/>
-          <w:sz w:val="20"/>
-          <w:szCs w:val="20"/>
+          <w:rFonts w:ascii="Roboto Mono" w:cs="Roboto Mono" w:eastAsia="Roboto Mono" w:hAnsi="Roboto Mono"/>
+          <w:sz w:val="19"/>
+          <w:szCs w:val="19"/>
         </w:rPr>
         <w:t xml:space="preserve">both_leds(0, 1, 0)</w:t>
       </w:r>
@@ -896,7 +917,7 @@
             </w:pPr>
             <w:r>
               <w:rPr>
-                <w:rFonts w:ascii="Consolas" w:cs="Consolas" w:eastAsia="Consolas" w:hAnsi="Consolas"/>
+                <w:rFonts w:ascii="Roboto Mono" w:cs="Roboto Mono" w:eastAsia="Roboto Mono" w:hAnsi="Roboto Mono"/>
                 <w:sz w:val="19"/>
                 <w:szCs w:val="19"/>
               </w:rPr>
@@ -909,7 +930,7 @@
             </w:pPr>
             <w:r>
               <w:rPr>
-                <w:rFonts w:ascii="Consolas" w:cs="Consolas" w:eastAsia="Consolas" w:hAnsi="Consolas"/>
+                <w:rFonts w:ascii="Roboto Mono" w:cs="Roboto Mono" w:eastAsia="Roboto Mono" w:hAnsi="Roboto Mono"/>
                 <w:sz w:val="19"/>
                 <w:szCs w:val="19"/>
               </w:rPr>
@@ -922,7 +943,7 @@
             </w:pPr>
             <w:r>
               <w:rPr>
-                <w:rFonts w:ascii="Consolas" w:cs="Consolas" w:eastAsia="Consolas" w:hAnsi="Consolas"/>
+                <w:rFonts w:ascii="Roboto Mono" w:cs="Roboto Mono" w:eastAsia="Roboto Mono" w:hAnsi="Roboto Mono"/>
                 <w:sz w:val="19"/>
                 <w:szCs w:val="19"/>
               </w:rPr>
@@ -935,7 +956,7 @@
             </w:pPr>
             <w:r>
               <w:rPr>
-                <w:rFonts w:ascii="Consolas" w:cs="Consolas" w:eastAsia="Consolas" w:hAnsi="Consolas"/>
+                <w:rFonts w:ascii="Roboto Mono" w:cs="Roboto Mono" w:eastAsia="Roboto Mono" w:hAnsi="Roboto Mono"/>
                 <w:sz w:val="19"/>
                 <w:szCs w:val="19"/>
               </w:rPr>
@@ -948,7 +969,7 @@
             </w:pPr>
             <w:r>
               <w:rPr>
-                <w:rFonts w:ascii="Consolas" w:cs="Consolas" w:eastAsia="Consolas" w:hAnsi="Consolas"/>
+                <w:rFonts w:ascii="Roboto Mono" w:cs="Roboto Mono" w:eastAsia="Roboto Mono" w:hAnsi="Roboto Mono"/>
                 <w:sz w:val="19"/>
                 <w:szCs w:val="19"/>
               </w:rPr>
@@ -960,8 +981,15 @@
     </w:tbl>
     <w:p>
       <w:pPr>
-        <w:spacing w:after="140"/>
-      </w:pPr>
+        <w:spacing w:after="60" w:line="120"/>
+      </w:pPr>
+      <w:r>
+        <w:rPr>
+          <w:sz w:val="8"/>
+          <w:szCs w:val="8"/>
+        </w:rPr>
+        <w:t xml:space="preserve"/>
+      </w:r>
     </w:p>
     <w:p>
       <w:pPr>
@@ -1038,7 +1066,7 @@
             </w:pPr>
             <w:r>
               <w:rPr>
-                <w:rFonts w:ascii="Consolas" w:cs="Consolas" w:eastAsia="Consolas" w:hAnsi="Consolas"/>
+                <w:rFonts w:ascii="Roboto Mono" w:cs="Roboto Mono" w:eastAsia="Roboto Mono" w:hAnsi="Roboto Mono"/>
                 <w:sz w:val="19"/>
                 <w:szCs w:val="19"/>
               </w:rPr>
@@ -1051,7 +1079,7 @@
             </w:pPr>
             <w:r>
               <w:rPr>
-                <w:rFonts w:ascii="Consolas" w:cs="Consolas" w:eastAsia="Consolas" w:hAnsi="Consolas"/>
+                <w:rFonts w:ascii="Roboto Mono" w:cs="Roboto Mono" w:eastAsia="Roboto Mono" w:hAnsi="Roboto Mono"/>
                 <w:sz w:val="19"/>
                 <w:szCs w:val="19"/>
               </w:rPr>
@@ -1064,7 +1092,7 @@
             </w:pPr>
             <w:r>
               <w:rPr>
-                <w:rFonts w:ascii="Consolas" w:cs="Consolas" w:eastAsia="Consolas" w:hAnsi="Consolas"/>
+                <w:rFonts w:ascii="Roboto Mono" w:cs="Roboto Mono" w:eastAsia="Roboto Mono" w:hAnsi="Roboto Mono"/>
                 <w:sz w:val="19"/>
                 <w:szCs w:val="19"/>
               </w:rPr>
@@ -1077,7 +1105,7 @@
             </w:pPr>
             <w:r>
               <w:rPr>
-                <w:rFonts w:ascii="Consolas" w:cs="Consolas" w:eastAsia="Consolas" w:hAnsi="Consolas"/>
+                <w:rFonts w:ascii="Roboto Mono" w:cs="Roboto Mono" w:eastAsia="Roboto Mono" w:hAnsi="Roboto Mono"/>
                 <w:sz w:val="19"/>
                 <w:szCs w:val="19"/>
               </w:rPr>
@@ -1090,7 +1118,7 @@
             </w:pPr>
             <w:r>
               <w:rPr>
-                <w:rFonts w:ascii="Consolas" w:cs="Consolas" w:eastAsia="Consolas" w:hAnsi="Consolas"/>
+                <w:rFonts w:ascii="Roboto Mono" w:cs="Roboto Mono" w:eastAsia="Roboto Mono" w:hAnsi="Roboto Mono"/>
                 <w:sz w:val="19"/>
                 <w:szCs w:val="19"/>
               </w:rPr>
@@ -1103,7 +1131,7 @@
             </w:pPr>
             <w:r>
               <w:rPr>
-                <w:rFonts w:ascii="Consolas" w:cs="Consolas" w:eastAsia="Consolas" w:hAnsi="Consolas"/>
+                <w:rFonts w:ascii="Roboto Mono" w:cs="Roboto Mono" w:eastAsia="Roboto Mono" w:hAnsi="Roboto Mono"/>
                 <w:sz w:val="19"/>
                 <w:szCs w:val="19"/>
               </w:rPr>
@@ -1115,8 +1143,15 @@
     </w:tbl>
     <w:p>
       <w:pPr>
-        <w:spacing w:after="140"/>
-      </w:pPr>
+        <w:spacing w:after="60" w:line="120"/>
+      </w:pPr>
+      <w:r>
+        <w:rPr>
+          <w:sz w:val="8"/>
+          <w:szCs w:val="8"/>
+        </w:rPr>
+        <w:t xml:space="preserve"/>
+      </w:r>
     </w:p>
     <w:p>
       <w:pPr>
@@ -1171,7 +1206,7 @@
             </w:pPr>
             <w:r>
               <w:rPr>
-                <w:rFonts w:ascii="Consolas" w:cs="Consolas" w:eastAsia="Consolas" w:hAnsi="Consolas"/>
+                <w:rFonts w:ascii="Roboto Mono" w:cs="Roboto Mono" w:eastAsia="Roboto Mono" w:hAnsi="Roboto Mono"/>
                 <w:sz w:val="19"/>
                 <w:szCs w:val="19"/>
               </w:rPr>
@@ -1183,8 +1218,15 @@
     </w:tbl>
     <w:p>
       <w:pPr>
-        <w:spacing w:after="140"/>
-      </w:pPr>
+        <w:spacing w:after="60" w:line="120"/>
+      </w:pPr>
+      <w:r>
+        <w:rPr>
+          <w:sz w:val="8"/>
+          <w:szCs w:val="8"/>
+        </w:rPr>
+        <w:t xml:space="preserve"/>
+      </w:r>
     </w:p>
     <w:p>
       <w:pPr>
@@ -1211,9 +1253,9 @@
       </w:r>
       <w:r>
         <w:rPr>
-          <w:rFonts w:ascii="Consolas" w:cs="Consolas" w:eastAsia="Consolas" w:hAnsi="Consolas"/>
-          <w:sz w:val="20"/>
-          <w:szCs w:val="20"/>
+          <w:rFonts w:ascii="Roboto Mono" w:cs="Roboto Mono" w:eastAsia="Roboto Mono" w:hAnsi="Roboto Mono"/>
+          <w:sz w:val="19"/>
+          <w:szCs w:val="19"/>
         </w:rPr>
         <w:t xml:space="preserve">set_color</w:t>
       </w:r>
@@ -1226,9 +1268,9 @@
       </w:r>
       <w:r>
         <w:rPr>
-          <w:rFonts w:ascii="Consolas" w:cs="Consolas" w:eastAsia="Consolas" w:hAnsi="Consolas"/>
-          <w:sz w:val="20"/>
-          <w:szCs w:val="20"/>
+          <w:rFonts w:ascii="Roboto Mono" w:cs="Roboto Mono" w:eastAsia="Roboto Mono" w:hAnsi="Roboto Mono"/>
+          <w:sz w:val="19"/>
+          <w:szCs w:val="19"/>
         </w:rPr>
         <w:t xml:space="preserve">both_leds</w:t>
       </w:r>
@@ -1241,9 +1283,9 @@
       </w:r>
       <w:r>
         <w:rPr>
-          <w:rFonts w:ascii="Consolas" w:cs="Consolas" w:eastAsia="Consolas" w:hAnsi="Consolas"/>
-          <w:sz w:val="20"/>
-          <w:szCs w:val="20"/>
+          <w:rFonts w:ascii="Roboto Mono" w:cs="Roboto Mono" w:eastAsia="Roboto Mono" w:hAnsi="Roboto Mono"/>
+          <w:sz w:val="19"/>
+          <w:szCs w:val="19"/>
         </w:rPr>
         <w:t xml:space="preserve">set_color</w:t>
       </w:r>
@@ -1256,9 +1298,9 @@
       </w:r>
       <w:r>
         <w:rPr>
-          <w:rFonts w:ascii="Consolas" w:cs="Consolas" w:eastAsia="Consolas" w:hAnsi="Consolas"/>
-          <w:sz w:val="20"/>
-          <w:szCs w:val="20"/>
+          <w:rFonts w:ascii="Roboto Mono" w:cs="Roboto Mono" w:eastAsia="Roboto Mono" w:hAnsi="Roboto Mono"/>
+          <w:sz w:val="19"/>
+          <w:szCs w:val="19"/>
         </w:rPr>
         <w:t xml:space="preserve">blink</w:t>
       </w:r>
@@ -1271,9 +1313,9 @@
       </w:r>
       <w:r>
         <w:rPr>
-          <w:rFonts w:ascii="Consolas" w:cs="Consolas" w:eastAsia="Consolas" w:hAnsi="Consolas"/>
-          <w:sz w:val="20"/>
-          <w:szCs w:val="20"/>
+          <w:rFonts w:ascii="Roboto Mono" w:cs="Roboto Mono" w:eastAsia="Roboto Mono" w:hAnsi="Roboto Mono"/>
+          <w:sz w:val="19"/>
+          <w:szCs w:val="19"/>
         </w:rPr>
         <w:t xml:space="preserve">both_leds</w:t>
       </w:r>
@@ -1308,9 +1350,9 @@
       </w:r>
       <w:r>
         <w:rPr>
-          <w:rFonts w:ascii="Consolas" w:cs="Consolas" w:eastAsia="Consolas" w:hAnsi="Consolas"/>
-          <w:sz w:val="20"/>
-          <w:szCs w:val="20"/>
+          <w:rFonts w:ascii="Roboto Mono" w:cs="Roboto Mono" w:eastAsia="Roboto Mono" w:hAnsi="Roboto Mono"/>
+          <w:sz w:val="19"/>
+          <w:szCs w:val="19"/>
         </w:rPr>
         <w:t xml:space="preserve">blink(3, 0.5, 0.5, 1, 0, 0)</w:t>
       </w:r>
@@ -1375,7 +1417,7 @@
             </w:pPr>
             <w:r>
               <w:rPr>
-                <w:rFonts w:ascii="Consolas" w:cs="Consolas" w:eastAsia="Consolas" w:hAnsi="Consolas"/>
+                <w:rFonts w:ascii="Roboto Mono" w:cs="Roboto Mono" w:eastAsia="Roboto Mono" w:hAnsi="Roboto Mono"/>
                 <w:sz w:val="19"/>
                 <w:szCs w:val="19"/>
               </w:rPr>
@@ -1388,7 +1430,7 @@
             </w:pPr>
             <w:r>
               <w:rPr>
-                <w:rFonts w:ascii="Consolas" w:cs="Consolas" w:eastAsia="Consolas" w:hAnsi="Consolas"/>
+                <w:rFonts w:ascii="Roboto Mono" w:cs="Roboto Mono" w:eastAsia="Roboto Mono" w:hAnsi="Roboto Mono"/>
                 <w:sz w:val="19"/>
                 <w:szCs w:val="19"/>
               </w:rPr>
@@ -1401,7 +1443,7 @@
             </w:pPr>
             <w:r>
               <w:rPr>
-                <w:rFonts w:ascii="Consolas" w:cs="Consolas" w:eastAsia="Consolas" w:hAnsi="Consolas"/>
+                <w:rFonts w:ascii="Roboto Mono" w:cs="Roboto Mono" w:eastAsia="Roboto Mono" w:hAnsi="Roboto Mono"/>
                 <w:sz w:val="19"/>
                 <w:szCs w:val="19"/>
               </w:rPr>
@@ -1414,7 +1456,7 @@
             </w:pPr>
             <w:r>
               <w:rPr>
-                <w:rFonts w:ascii="Consolas" w:cs="Consolas" w:eastAsia="Consolas" w:hAnsi="Consolas"/>
+                <w:rFonts w:ascii="Roboto Mono" w:cs="Roboto Mono" w:eastAsia="Roboto Mono" w:hAnsi="Roboto Mono"/>
                 <w:sz w:val="19"/>
                 <w:szCs w:val="19"/>
               </w:rPr>
@@ -1427,7 +1469,7 @@
             </w:pPr>
             <w:r>
               <w:rPr>
-                <w:rFonts w:ascii="Consolas" w:cs="Consolas" w:eastAsia="Consolas" w:hAnsi="Consolas"/>
+                <w:rFonts w:ascii="Roboto Mono" w:cs="Roboto Mono" w:eastAsia="Roboto Mono" w:hAnsi="Roboto Mono"/>
                 <w:sz w:val="19"/>
                 <w:szCs w:val="19"/>
               </w:rPr>
@@ -1440,7 +1482,7 @@
             </w:pPr>
             <w:r>
               <w:rPr>
-                <w:rFonts w:ascii="Consolas" w:cs="Consolas" w:eastAsia="Consolas" w:hAnsi="Consolas"/>
+                <w:rFonts w:ascii="Roboto Mono" w:cs="Roboto Mono" w:eastAsia="Roboto Mono" w:hAnsi="Roboto Mono"/>
                 <w:sz w:val="19"/>
                 <w:szCs w:val="19"/>
               </w:rPr>
@@ -1453,7 +1495,7 @@
             </w:pPr>
             <w:r>
               <w:rPr>
-                <w:rFonts w:ascii="Consolas" w:cs="Consolas" w:eastAsia="Consolas" w:hAnsi="Consolas"/>
+                <w:rFonts w:ascii="Roboto Mono" w:cs="Roboto Mono" w:eastAsia="Roboto Mono" w:hAnsi="Roboto Mono"/>
                 <w:sz w:val="19"/>
                 <w:szCs w:val="19"/>
               </w:rPr>
@@ -1465,8 +1507,15 @@
     </w:tbl>
     <w:p>
       <w:pPr>
-        <w:spacing w:after="140"/>
-      </w:pPr>
+        <w:spacing w:after="60" w:line="120"/>
+      </w:pPr>
+      <w:r>
+        <w:rPr>
+          <w:sz w:val="8"/>
+          <w:szCs w:val="8"/>
+        </w:rPr>
+        <w:t xml:space="preserve"/>
+      </w:r>
     </w:p>
     <w:p>
       <w:pPr>
@@ -1481,9 +1530,9 @@
       </w:r>
       <w:r>
         <w:rPr>
-          <w:rFonts w:ascii="Consolas" w:cs="Consolas" w:eastAsia="Consolas" w:hAnsi="Consolas"/>
-          <w:sz w:val="20"/>
-          <w:szCs w:val="20"/>
+          <w:rFonts w:ascii="Roboto Mono" w:cs="Roboto Mono" w:eastAsia="Roboto Mono" w:hAnsi="Roboto Mono"/>
+          <w:sz w:val="19"/>
+          <w:szCs w:val="19"/>
         </w:rPr>
         <w:t xml:space="preserve">r = 0</w:t>
       </w:r>
@@ -1496,9 +1545,9 @@
       </w:r>
       <w:r>
         <w:rPr>
-          <w:rFonts w:ascii="Consolas" w:cs="Consolas" w:eastAsia="Consolas" w:hAnsi="Consolas"/>
-          <w:sz w:val="20"/>
-          <w:szCs w:val="20"/>
+          <w:rFonts w:ascii="Roboto Mono" w:cs="Roboto Mono" w:eastAsia="Roboto Mono" w:hAnsi="Roboto Mono"/>
+          <w:sz w:val="19"/>
+          <w:szCs w:val="19"/>
         </w:rPr>
         <w:t xml:space="preserve">b = 1</w:t>
       </w:r>
@@ -1511,9 +1560,9 @@
       </w:r>
       <w:r>
         <w:rPr>
-          <w:rFonts w:ascii="Consolas" w:cs="Consolas" w:eastAsia="Consolas" w:hAnsi="Consolas"/>
-          <w:sz w:val="20"/>
-          <w:szCs w:val="20"/>
+          <w:rFonts w:ascii="Roboto Mono" w:cs="Roboto Mono" w:eastAsia="Roboto Mono" w:hAnsi="Roboto Mono"/>
+          <w:sz w:val="19"/>
+          <w:szCs w:val="19"/>
         </w:rPr>
         <w:t xml:space="preserve">blink(...)</w:t>
       </w:r>
@@ -1600,7 +1649,7 @@
             </w:pPr>
             <w:r>
               <w:rPr>
-                <w:rFonts w:ascii="Consolas" w:cs="Consolas" w:eastAsia="Consolas" w:hAnsi="Consolas"/>
+                <w:rFonts w:ascii="Roboto Mono" w:cs="Roboto Mono" w:eastAsia="Roboto Mono" w:hAnsi="Roboto Mono"/>
                 <w:sz w:val="19"/>
                 <w:szCs w:val="19"/>
               </w:rPr>
@@ -1612,8 +1661,15 @@
     </w:tbl>
     <w:p>
       <w:pPr>
-        <w:spacing w:after="140"/>
-      </w:pPr>
+        <w:spacing w:after="60" w:line="120"/>
+      </w:pPr>
+      <w:r>
+        <w:rPr>
+          <w:sz w:val="8"/>
+          <w:szCs w:val="8"/>
+        </w:rPr>
+        <w:t xml:space="preserve"/>
+      </w:r>
     </w:p>
     <w:p>
       <w:pPr>
@@ -1699,9 +1755,9 @@
       </w:r>
       <w:r>
         <w:rPr>
-          <w:rFonts w:ascii="Consolas" w:cs="Consolas" w:eastAsia="Consolas" w:hAnsi="Consolas"/>
-          <w:sz w:val="20"/>
-          <w:szCs w:val="20"/>
+          <w:rFonts w:ascii="Roboto Mono" w:cs="Roboto Mono" w:eastAsia="Roboto Mono" w:hAnsi="Roboto Mono"/>
+          <w:sz w:val="19"/>
+          <w:szCs w:val="19"/>
         </w:rPr>
         <w:t xml:space="preserve">p02_flashing_lights.py</w:t>
       </w:r>
@@ -1741,9 +1797,9 @@
       </w:r>
       <w:r>
         <w:rPr>
-          <w:rFonts w:ascii="Consolas" w:cs="Consolas" w:eastAsia="Consolas" w:hAnsi="Consolas"/>
-          <w:sz w:val="20"/>
-          <w:szCs w:val="20"/>
+          <w:rFonts w:ascii="Roboto Mono" w:cs="Roboto Mono" w:eastAsia="Roboto Mono" w:hAnsi="Roboto Mono"/>
+          <w:sz w:val="19"/>
+          <w:szCs w:val="19"/>
         </w:rPr>
         <w:t xml:space="preserve"># WORK</w:t>
       </w:r>
@@ -1756,9 +1812,9 @@
       </w:r>
       <w:r>
         <w:rPr>
-          <w:rFonts w:ascii="Consolas" w:cs="Consolas" w:eastAsia="Consolas" w:hAnsi="Consolas"/>
-          <w:sz w:val="20"/>
-          <w:szCs w:val="20"/>
+          <w:rFonts w:ascii="Roboto Mono" w:cs="Roboto Mono" w:eastAsia="Roboto Mono" w:hAnsi="Roboto Mono"/>
+          <w:sz w:val="19"/>
+          <w:szCs w:val="19"/>
         </w:rPr>
         <w:t xml:space="preserve">while</w:t>
       </w:r>
@@ -1783,9 +1839,9 @@
       </w:r>
       <w:r>
         <w:rPr>
-          <w:rFonts w:ascii="Consolas" w:cs="Consolas" w:eastAsia="Consolas" w:hAnsi="Consolas"/>
-          <w:sz w:val="20"/>
-          <w:szCs w:val="20"/>
+          <w:rFonts w:ascii="Roboto Mono" w:cs="Roboto Mono" w:eastAsia="Roboto Mono" w:hAnsi="Roboto Mono"/>
+          <w:sz w:val="19"/>
+          <w:szCs w:val="19"/>
         </w:rPr>
         <w:t xml:space="preserve">for</w:t>
       </w:r>
@@ -1850,7 +1906,7 @@
             </w:pPr>
             <w:r>
               <w:rPr>
-                <w:rFonts w:ascii="Consolas" w:cs="Consolas" w:eastAsia="Consolas" w:hAnsi="Consolas"/>
+                <w:rFonts w:ascii="Roboto Mono" w:cs="Roboto Mono" w:eastAsia="Roboto Mono" w:hAnsi="Roboto Mono"/>
                 <w:sz w:val="19"/>
                 <w:szCs w:val="19"/>
               </w:rPr>
@@ -1863,7 +1919,7 @@
             </w:pPr>
             <w:r>
               <w:rPr>
-                <w:rFonts w:ascii="Consolas" w:cs="Consolas" w:eastAsia="Consolas" w:hAnsi="Consolas"/>
+                <w:rFonts w:ascii="Roboto Mono" w:cs="Roboto Mono" w:eastAsia="Roboto Mono" w:hAnsi="Roboto Mono"/>
                 <w:sz w:val="19"/>
                 <w:szCs w:val="19"/>
               </w:rPr>
@@ -1876,7 +1932,7 @@
             </w:pPr>
             <w:r>
               <w:rPr>
-                <w:rFonts w:ascii="Consolas" w:cs="Consolas" w:eastAsia="Consolas" w:hAnsi="Consolas"/>
+                <w:rFonts w:ascii="Roboto Mono" w:cs="Roboto Mono" w:eastAsia="Roboto Mono" w:hAnsi="Roboto Mono"/>
                 <w:sz w:val="19"/>
                 <w:szCs w:val="19"/>
               </w:rPr>
@@ -1889,7 +1945,7 @@
             </w:pPr>
             <w:r>
               <w:rPr>
-                <w:rFonts w:ascii="Consolas" w:cs="Consolas" w:eastAsia="Consolas" w:hAnsi="Consolas"/>
+                <w:rFonts w:ascii="Roboto Mono" w:cs="Roboto Mono" w:eastAsia="Roboto Mono" w:hAnsi="Roboto Mono"/>
                 <w:sz w:val="19"/>
                 <w:szCs w:val="19"/>
               </w:rPr>
@@ -1902,7 +1958,7 @@
             </w:pPr>
             <w:r>
               <w:rPr>
-                <w:rFonts w:ascii="Consolas" w:cs="Consolas" w:eastAsia="Consolas" w:hAnsi="Consolas"/>
+                <w:rFonts w:ascii="Roboto Mono" w:cs="Roboto Mono" w:eastAsia="Roboto Mono" w:hAnsi="Roboto Mono"/>
                 <w:sz w:val="19"/>
                 <w:szCs w:val="19"/>
               </w:rPr>
@@ -1914,8 +1970,15 @@
     </w:tbl>
     <w:p>
       <w:pPr>
-        <w:spacing w:after="140"/>
-      </w:pPr>
+        <w:spacing w:after="60" w:line="120"/>
+      </w:pPr>
+      <w:r>
+        <w:rPr>
+          <w:sz w:val="8"/>
+          <w:szCs w:val="8"/>
+        </w:rPr>
+        <w:t xml:space="preserve"/>
+      </w:r>
     </w:p>
     <w:p>
       <w:pPr>
@@ -1970,7 +2033,7 @@
             </w:pPr>
             <w:r>
               <w:rPr>
-                <w:rFonts w:ascii="Consolas" w:cs="Consolas" w:eastAsia="Consolas" w:hAnsi="Consolas"/>
+                <w:rFonts w:ascii="Roboto Mono" w:cs="Roboto Mono" w:eastAsia="Roboto Mono" w:hAnsi="Roboto Mono"/>
                 <w:sz w:val="19"/>
                 <w:szCs w:val="19"/>
               </w:rPr>
@@ -1982,8 +2045,15 @@
     </w:tbl>
     <w:p>
       <w:pPr>
-        <w:spacing w:after="140"/>
-      </w:pPr>
+        <w:spacing w:after="60" w:line="120"/>
+      </w:pPr>
+      <w:r>
+        <w:rPr>
+          <w:sz w:val="8"/>
+          <w:szCs w:val="8"/>
+        </w:rPr>
+        <w:t xml:space="preserve"/>
+      </w:r>
     </w:p>
     <w:p>
       <w:pPr>
@@ -1998,9 +2068,9 @@
       </w:r>
       <w:r>
         <w:rPr>
-          <w:rFonts w:ascii="Consolas" w:cs="Consolas" w:eastAsia="Consolas" w:hAnsi="Consolas"/>
-          <w:sz w:val="20"/>
-          <w:szCs w:val="20"/>
+          <w:rFonts w:ascii="Roboto Mono" w:cs="Roboto Mono" w:eastAsia="Roboto Mono" w:hAnsi="Roboto Mono"/>
+          <w:sz w:val="19"/>
+          <w:szCs w:val="19"/>
         </w:rPr>
         <w:t xml:space="preserve">blink</w:t>
       </w:r>
@@ -2059,9 +2129,9 @@
       </w:r>
       <w:r>
         <w:rPr>
-          <w:rFonts w:ascii="Consolas" w:cs="Consolas" w:eastAsia="Consolas" w:hAnsi="Consolas"/>
-          <w:sz w:val="20"/>
-          <w:szCs w:val="20"/>
+          <w:rFonts w:ascii="Roboto Mono" w:cs="Roboto Mono" w:eastAsia="Roboto Mono" w:hAnsi="Roboto Mono"/>
+          <w:sz w:val="19"/>
+          <w:szCs w:val="19"/>
         </w:rPr>
         <w:t xml:space="preserve"># WORK</w:t>
       </w:r>
@@ -2074,9 +2144,9 @@
       </w:r>
       <w:r>
         <w:rPr>
-          <w:rFonts w:ascii="Consolas" w:cs="Consolas" w:eastAsia="Consolas" w:hAnsi="Consolas"/>
-          <w:sz w:val="20"/>
-          <w:szCs w:val="20"/>
+          <w:rFonts w:ascii="Roboto Mono" w:cs="Roboto Mono" w:eastAsia="Roboto Mono" w:hAnsi="Roboto Mono"/>
+          <w:sz w:val="19"/>
+          <w:szCs w:val="19"/>
         </w:rPr>
         <w:t xml:space="preserve"># FLEX</w:t>
       </w:r>
@@ -2101,9 +2171,9 @@
       </w:r>
       <w:r>
         <w:rPr>
-          <w:rFonts w:ascii="Consolas" w:cs="Consolas" w:eastAsia="Consolas" w:hAnsi="Consolas"/>
-          <w:sz w:val="20"/>
-          <w:szCs w:val="20"/>
+          <w:rFonts w:ascii="Roboto Mono" w:cs="Roboto Mono" w:eastAsia="Roboto Mono" w:hAnsi="Roboto Mono"/>
+          <w:sz w:val="19"/>
+          <w:szCs w:val="19"/>
         </w:rPr>
         <w:t xml:space="preserve">blink</w:t>
       </w:r>
@@ -2162,9 +2232,9 @@
       </w:r>
       <w:r>
         <w:rPr>
-          <w:rFonts w:ascii="Consolas" w:cs="Consolas" w:eastAsia="Consolas" w:hAnsi="Consolas"/>
-          <w:sz w:val="20"/>
-          <w:szCs w:val="20"/>
+          <w:rFonts w:ascii="Roboto Mono" w:cs="Roboto Mono" w:eastAsia="Roboto Mono" w:hAnsi="Roboto Mono"/>
+          <w:sz w:val="19"/>
+          <w:szCs w:val="19"/>
         </w:rPr>
         <w:t xml:space="preserve">blink</w:t>
       </w:r>
@@ -2177,9 +2247,9 @@
       </w:r>
       <w:r>
         <w:rPr>
-          <w:rFonts w:ascii="Consolas" w:cs="Consolas" w:eastAsia="Consolas" w:hAnsi="Consolas"/>
-          <w:sz w:val="20"/>
-          <w:szCs w:val="20"/>
+          <w:rFonts w:ascii="Roboto Mono" w:cs="Roboto Mono" w:eastAsia="Roboto Mono" w:hAnsi="Roboto Mono"/>
+          <w:sz w:val="19"/>
+          <w:szCs w:val="19"/>
         </w:rPr>
         <w:t xml:space="preserve">on_time</w:t>
       </w:r>
@@ -2192,9 +2262,9 @@
       </w:r>
       <w:r>
         <w:rPr>
-          <w:rFonts w:ascii="Consolas" w:cs="Consolas" w:eastAsia="Consolas" w:hAnsi="Consolas"/>
-          <w:sz w:val="20"/>
-          <w:szCs w:val="20"/>
+          <w:rFonts w:ascii="Roboto Mono" w:cs="Roboto Mono" w:eastAsia="Roboto Mono" w:hAnsi="Roboto Mono"/>
+          <w:sz w:val="19"/>
+          <w:szCs w:val="19"/>
         </w:rPr>
         <w:t xml:space="preserve">on_time</w:t>
       </w:r>
@@ -2207,9 +2277,9 @@
       </w:r>
       <w:r>
         <w:rPr>
-          <w:rFonts w:ascii="Consolas" w:cs="Consolas" w:eastAsia="Consolas" w:hAnsi="Consolas"/>
-          <w:sz w:val="20"/>
-          <w:szCs w:val="20"/>
+          <w:rFonts w:ascii="Roboto Mono" w:cs="Roboto Mono" w:eastAsia="Roboto Mono" w:hAnsi="Roboto Mono"/>
+          <w:sz w:val="19"/>
+          <w:szCs w:val="19"/>
         </w:rPr>
         <w:t xml:space="preserve">while</w:t>
       </w:r>
@@ -2233,7 +2303,7 @@
           <w:sz w:val="18"/>
           <w:szCs w:val="18"/>
         </w:rPr>
-        <w:t xml:space="preserve">V03</w:t>
+        <w:t xml:space="preserve">V05</w:t>
       </w:r>
     </w:p>
     <w:p>
@@ -2351,7 +2421,7 @@
               <w:sz w:val="17"/>
               <w:szCs w:val="17"/>
             </w:rPr>
-            <w:t xml:space="preserve">Project 02: Flashing Lights  ·  V03</w:t>
+            <w:t xml:space="preserve">Project 02: Flashing Lights  ·  V05</w:t>
           </w:r>
         </w:p>
       </w:tc>

--- a/guide_builder/P02_Flashing_Lights_Guide.docx
+++ b/guide_builder/P02_Flashing_Lights_Guide.docx
@@ -133,7 +133,7 @@
         <w:spacing w:after="120" w:before="260"/>
       </w:pPr>
       <w:r>
-        <w:t xml:space="preserve">1. No gamepad this time</w:t>
+        <w:t xml:space="preserve">No gamepad this time</w:t>
       </w:r>
     </w:p>
     <w:p>
@@ -157,56 +157,7 @@
           <w:sz w:val="22"/>
           <w:szCs w:val="22"/>
         </w:rPr>
-        <w:t xml:space="preserve">You are using the same two lights as P01, and the same </w:t>
-      </w:r>
-      <w:r>
-        <w:rPr>
-          <w:rFonts w:ascii="Roboto Mono" w:cs="Roboto Mono" w:eastAsia="Roboto Mono" w:hAnsi="Roboto Mono"/>
-          <w:sz w:val="19"/>
-          <w:szCs w:val="19"/>
-        </w:rPr>
-        <w:t xml:space="preserve">set_color(r, g, b)</w:t>
-      </w:r>
-      <w:r>
-        <w:rPr>
-          <w:sz w:val="22"/>
-          <w:szCs w:val="22"/>
-        </w:rPr>
-        <w:t xml:space="preserve"> command, with 0 or 1 for each color.</w:t>
-      </w:r>
-    </w:p>
-    <w:p>
-      <w:pPr>
-        <w:pStyle w:val="Heading2"/>
-        <w:keepNext/>
-        <w:spacing w:after="120" w:before="260"/>
-      </w:pPr>
-      <w:r>
-        <w:t xml:space="preserve">2. You have been calling functions all along</w:t>
-      </w:r>
-    </w:p>
-    <w:p>
-      <w:pPr>
-        <w:spacing w:after="120" w:line="276"/>
-      </w:pPr>
-      <w:r>
-        <w:rPr>
-          <w:sz w:val="22"/>
-          <w:szCs w:val="22"/>
-        </w:rPr>
-        <w:t xml:space="preserve">A function is a named block of code that does a job. You use it by writing its name with parentheses after it. That is called calling the function.</w:t>
-      </w:r>
-    </w:p>
-    <w:p>
-      <w:pPr>
-        <w:spacing w:after="120" w:line="276"/>
-      </w:pPr>
-      <w:r>
-        <w:rPr>
-          <w:sz w:val="22"/>
-          <w:szCs w:val="22"/>
-        </w:rPr>
-        <w:t xml:space="preserve">You called three of them in P01 without anyone saying the word:</w:t>
+        <w:t xml:space="preserve">The Iron Man suit still goes on. Your file starts the same way P01 did:</w:t>
       </w:r>
     </w:p>
     <w:tbl>
@@ -254,33 +205,33 @@
                 <w:sz w:val="19"/>
                 <w:szCs w:val="19"/>
               </w:rPr>
-              <w:t xml:space="preserve">alvik.begin()                       # wakes the robot up</w:t>
-            </w:r>
-          </w:p>
-          <w:p>
-            <w:pPr>
-              <w:spacing w:after="0" w:line="240"/>
-            </w:pPr>
-            <w:r>
-              <w:rPr>
-                <w:rFonts w:ascii="Roboto Mono" w:cs="Roboto Mono" w:eastAsia="Roboto Mono" w:hAnsi="Roboto Mono"/>
-                <w:sz w:val="19"/>
-                <w:szCs w:val="19"/>
-              </w:rPr>
-              <w:t xml:space="preserve">alvik.left_led.set_color(1, 0, 0)   # sets a light to red</w:t>
-            </w:r>
-          </w:p>
-          <w:p>
-            <w:pPr>
-              <w:spacing w:after="0" w:line="240"/>
-            </w:pPr>
-            <w:r>
-              <w:rPr>
-                <w:rFonts w:ascii="Roboto Mono" w:cs="Roboto Mono" w:eastAsia="Roboto Mono" w:hAnsi="Roboto Mono"/>
-                <w:sz w:val="19"/>
-                <w:szCs w:val="19"/>
-              </w:rPr>
-              <w:t xml:space="preserve">time.sleep(0.5)                     # waits half a second</w:t>
+              <w:t xml:space="preserve">alvik = ArduinoAlvik()</w:t>
+            </w:r>
+          </w:p>
+          <w:p>
+            <w:pPr>
+              <w:spacing w:after="0" w:line="240"/>
+            </w:pPr>
+            <w:r>
+              <w:rPr>
+                <w:rFonts w:ascii="Roboto Mono" w:cs="Roboto Mono" w:eastAsia="Roboto Mono" w:hAnsi="Roboto Mono"/>
+                <w:sz w:val="19"/>
+                <w:szCs w:val="19"/>
+              </w:rPr>
+              <w:t xml:space="preserve">alvik.begin()</w:t>
+            </w:r>
+          </w:p>
+          <w:p>
+            <w:pPr>
+              <w:spacing w:after="0" w:line="240"/>
+            </w:pPr>
+            <w:r>
+              <w:rPr>
+                <w:rFonts w:ascii="Roboto Mono" w:cs="Roboto Mono" w:eastAsia="Roboto Mono" w:hAnsi="Roboto Mono"/>
+                <w:sz w:val="19"/>
+                <w:szCs w:val="19"/>
+              </w:rPr>
+              <w:t xml:space="preserve">sb = SuperBot(alvik)</w:t>
             </w:r>
           </w:p>
         </w:tc>
@@ -307,76 +258,22 @@
           <w:sz w:val="22"/>
           <w:szCs w:val="22"/>
         </w:rPr>
-        <w:t xml:space="preserve">The values inside the parentheses are called arguments. They are how you tell the function what you want. </w:t>
-      </w:r>
-      <w:r>
-        <w:rPr>
-          <w:rFonts w:ascii="Roboto Mono" w:cs="Roboto Mono" w:eastAsia="Roboto Mono" w:hAnsi="Roboto Mono"/>
-          <w:sz w:val="19"/>
-          <w:szCs w:val="19"/>
-        </w:rPr>
-        <w:t xml:space="preserve">set_color(1, 0, 0)</w:t>
-      </w:r>
-      <w:r>
-        <w:rPr>
-          <w:sz w:val="22"/>
-          <w:szCs w:val="22"/>
-        </w:rPr>
-        <w:t xml:space="preserve"> means red. </w:t>
-      </w:r>
-      <w:r>
-        <w:rPr>
-          <w:rFonts w:ascii="Roboto Mono" w:cs="Roboto Mono" w:eastAsia="Roboto Mono" w:hAnsi="Roboto Mono"/>
-          <w:sz w:val="19"/>
-          <w:szCs w:val="19"/>
-        </w:rPr>
-        <w:t xml:space="preserve">set_color(0, 0, 1)</w:t>
-      </w:r>
-      <w:r>
-        <w:rPr>
-          <w:sz w:val="22"/>
-          <w:szCs w:val="22"/>
-        </w:rPr>
-        <w:t xml:space="preserve"> means blue. Same function, different arguments, different result.</w:t>
-      </w:r>
-    </w:p>
-    <w:p>
-      <w:pPr>
-        <w:spacing w:after="120" w:line="276"/>
-      </w:pPr>
-      <w:r>
-        <w:rPr>
-          <w:sz w:val="22"/>
-          <w:szCs w:val="22"/>
-        </w:rPr>
-        <w:t xml:space="preserve">Some functions need no arguments. </w:t>
-      </w:r>
-      <w:r>
-        <w:rPr>
-          <w:rFonts w:ascii="Roboto Mono" w:cs="Roboto Mono" w:eastAsia="Roboto Mono" w:hAnsi="Roboto Mono"/>
-          <w:sz w:val="19"/>
-          <w:szCs w:val="19"/>
-        </w:rPr>
-        <w:t xml:space="preserve">alvik.begin()</w:t>
-      </w:r>
-      <w:r>
-        <w:rPr>
-          <w:sz w:val="22"/>
-          <w:szCs w:val="22"/>
-        </w:rPr>
-        <w:t xml:space="preserve"> has empty parentheses because there is nothing to tell it.</w:t>
-      </w:r>
-    </w:p>
-    <w:p>
-      <w:pPr>
-        <w:spacing w:after="120" w:line="276"/>
-      </w:pPr>
-      <w:r>
-        <w:rPr>
-          <w:sz w:val="22"/>
-          <w:szCs w:val="22"/>
-        </w:rPr>
-        <w:t xml:space="preserve">You do not have to know how a function works inside to use it. You have been turning lights on for a whole project without ever seeing the code that does it.</w:t>
+        <w:t xml:space="preserve">You are also using the same two lights as P01, and the same </w:t>
+      </w:r>
+      <w:r>
+        <w:rPr>
+          <w:rFonts w:ascii="Roboto Mono" w:cs="Roboto Mono" w:eastAsia="Roboto Mono" w:hAnsi="Roboto Mono"/>
+          <w:sz w:val="19"/>
+          <w:szCs w:val="19"/>
+        </w:rPr>
+        <w:t xml:space="preserve">set_color(r, g, b)</w:t>
+      </w:r>
+      <w:r>
+        <w:rPr>
+          <w:sz w:val="22"/>
+          <w:szCs w:val="22"/>
+        </w:rPr>
+        <w:t xml:space="preserve"> command, with 0 or 1 for each color. Everything you type comes out of Part 2 of this guide, same as before, and Thonny still does the indenting for you.</w:t>
       </w:r>
     </w:p>
     <w:p>
@@ -386,7 +283,7 @@
         <w:spacing w:after="120" w:before="260"/>
       </w:pPr>
       <w:r>
-        <w:t xml:space="preserve">3. both_leds: one call, two lights</w:t>
+        <w:t xml:space="preserve">SuperBot's new power</w:t>
       </w:r>
     </w:p>
     <w:p>
@@ -486,7 +383,7 @@
           <w:sz w:val="22"/>
           <w:szCs w:val="22"/>
         </w:rPr>
-        <w:t xml:space="preserve">Your file has a shortcut already written near the top:</w:t>
+        <w:t xml:space="preserve">The suit has a power that does both at once:</w:t>
       </w:r>
     </w:p>
     <w:tbl>
@@ -534,33 +431,7 @@
                 <w:sz w:val="19"/>
                 <w:szCs w:val="19"/>
               </w:rPr>
-              <w:t xml:space="preserve">def both_leds(r, g, b):</w:t>
-            </w:r>
-          </w:p>
-          <w:p>
-            <w:pPr>
-              <w:spacing w:after="0" w:line="240"/>
-            </w:pPr>
-            <w:r>
-              <w:rPr>
-                <w:rFonts w:ascii="Roboto Mono" w:cs="Roboto Mono" w:eastAsia="Roboto Mono" w:hAnsi="Roboto Mono"/>
-                <w:sz w:val="19"/>
-                <w:szCs w:val="19"/>
-              </w:rPr>
-              <w:t xml:space="preserve">    alvik.left_led.set_color(r, g, b)</w:t>
-            </w:r>
-          </w:p>
-          <w:p>
-            <w:pPr>
-              <w:spacing w:after="0" w:line="240"/>
-            </w:pPr>
-            <w:r>
-              <w:rPr>
-                <w:rFonts w:ascii="Roboto Mono" w:cs="Roboto Mono" w:eastAsia="Roboto Mono" w:hAnsi="Roboto Mono"/>
-                <w:sz w:val="19"/>
-                <w:szCs w:val="19"/>
-              </w:rPr>
-              <w:t xml:space="preserve">    alvik.right_led.set_color(r, g, b)</w:t>
+              <w:t xml:space="preserve">sb.light_both_leds(1, 0, 0)</w:t>
             </w:r>
           </w:p>
         </w:tc>
@@ -584,177 +455,52 @@
       </w:pPr>
       <w:r>
         <w:rPr>
-          <w:rFonts w:ascii="Roboto Mono" w:cs="Roboto Mono" w:eastAsia="Roboto Mono" w:hAnsi="Roboto Mono"/>
-          <w:sz w:val="19"/>
-          <w:szCs w:val="19"/>
-        </w:rPr>
-        <w:t xml:space="preserve">def</w:t>
-      </w:r>
-      <w:r>
-        <w:rPr>
-          <w:sz w:val="22"/>
-          <w:szCs w:val="22"/>
-        </w:rPr>
-        <w:t xml:space="preserve"> is short for define. Those lines do NOT run when Python reads them. They sit there, waiting. They only run when you call </w:t>
-      </w:r>
-      <w:r>
-        <w:rPr>
-          <w:rFonts w:ascii="Roboto Mono" w:cs="Roboto Mono" w:eastAsia="Roboto Mono" w:hAnsi="Roboto Mono"/>
-          <w:sz w:val="19"/>
-          <w:szCs w:val="19"/>
-        </w:rPr>
-        <w:t xml:space="preserve">both_leds(...)</w:t>
-      </w:r>
-      <w:r>
-        <w:rPr>
-          <w:sz w:val="22"/>
-          <w:szCs w:val="22"/>
-        </w:rPr>
-        <w:t xml:space="preserve"> somewhere below.</w:t>
-      </w:r>
-    </w:p>
-    <w:p>
-      <w:pPr>
-        <w:spacing w:after="120" w:line="276"/>
-      </w:pPr>
-      <w:r>
-        <w:rPr>
-          <w:sz w:val="22"/>
-          <w:szCs w:val="22"/>
-        </w:rPr>
-        <w:t xml:space="preserve">The </w:t>
-      </w:r>
-      <w:r>
-        <w:rPr>
-          <w:rFonts w:ascii="Roboto Mono" w:cs="Roboto Mono" w:eastAsia="Roboto Mono" w:hAnsi="Roboto Mono"/>
-          <w:sz w:val="19"/>
-          <w:szCs w:val="19"/>
-        </w:rPr>
-        <w:t xml:space="preserve">r</w:t>
-      </w:r>
-      <w:r>
-        <w:rPr>
-          <w:sz w:val="22"/>
-          <w:szCs w:val="22"/>
-        </w:rPr>
-        <w:t xml:space="preserve">, </w:t>
-      </w:r>
-      <w:r>
-        <w:rPr>
-          <w:rFonts w:ascii="Roboto Mono" w:cs="Roboto Mono" w:eastAsia="Roboto Mono" w:hAnsi="Roboto Mono"/>
-          <w:sz w:val="19"/>
-          <w:szCs w:val="19"/>
-        </w:rPr>
-        <w:t xml:space="preserve">g</w:t>
-      </w:r>
-      <w:r>
-        <w:rPr>
-          <w:sz w:val="22"/>
-          <w:szCs w:val="22"/>
-        </w:rPr>
-        <w:t xml:space="preserve">, </w:t>
-      </w:r>
-      <w:r>
-        <w:rPr>
-          <w:rFonts w:ascii="Roboto Mono" w:cs="Roboto Mono" w:eastAsia="Roboto Mono" w:hAnsi="Roboto Mono"/>
-          <w:sz w:val="19"/>
-          <w:szCs w:val="19"/>
-        </w:rPr>
-        <w:t xml:space="preserve">b</w:t>
-      </w:r>
-      <w:r>
-        <w:rPr>
-          <w:sz w:val="22"/>
-          <w:szCs w:val="22"/>
-        </w:rPr>
-        <w:t xml:space="preserve"> in the first line are catchers. When you call </w:t>
-      </w:r>
-      <w:r>
-        <w:rPr>
-          <w:rFonts w:ascii="Roboto Mono" w:cs="Roboto Mono" w:eastAsia="Roboto Mono" w:hAnsi="Roboto Mono"/>
-          <w:sz w:val="19"/>
-          <w:szCs w:val="19"/>
-        </w:rPr>
-        <w:t xml:space="preserve">both_leds(0, 1, 0)</w:t>
-      </w:r>
-      <w:r>
-        <w:rPr>
-          <w:sz w:val="22"/>
-          <w:szCs w:val="22"/>
-        </w:rPr>
-        <w:t xml:space="preserve">, Python catches 0 in </w:t>
-      </w:r>
-      <w:r>
-        <w:rPr>
-          <w:rFonts w:ascii="Roboto Mono" w:cs="Roboto Mono" w:eastAsia="Roboto Mono" w:hAnsi="Roboto Mono"/>
-          <w:sz w:val="19"/>
-          <w:szCs w:val="19"/>
-        </w:rPr>
-        <w:t xml:space="preserve">r</w:t>
-      </w:r>
-      <w:r>
-        <w:rPr>
-          <w:sz w:val="22"/>
-          <w:szCs w:val="22"/>
-        </w:rPr>
-        <w:t xml:space="preserve">, 1 in </w:t>
-      </w:r>
-      <w:r>
-        <w:rPr>
-          <w:rFonts w:ascii="Roboto Mono" w:cs="Roboto Mono" w:eastAsia="Roboto Mono" w:hAnsi="Roboto Mono"/>
-          <w:sz w:val="19"/>
-          <w:szCs w:val="19"/>
-        </w:rPr>
-        <w:t xml:space="preserve">g</w:t>
-      </w:r>
-      <w:r>
-        <w:rPr>
-          <w:sz w:val="22"/>
-          <w:szCs w:val="22"/>
-        </w:rPr>
-        <w:t xml:space="preserve">, and 0 in </w:t>
-      </w:r>
-      <w:r>
-        <w:rPr>
-          <w:rFonts w:ascii="Roboto Mono" w:cs="Roboto Mono" w:eastAsia="Roboto Mono" w:hAnsi="Roboto Mono"/>
-          <w:sz w:val="19"/>
-          <w:szCs w:val="19"/>
-        </w:rPr>
-        <w:t xml:space="preserve">b</w:t>
-      </w:r>
-      <w:r>
-        <w:rPr>
-          <w:sz w:val="22"/>
-          <w:szCs w:val="22"/>
-        </w:rPr>
-        <w:t xml:space="preserve">, then runs the two lines using those values.</w:t>
-      </w:r>
-    </w:p>
-    <w:p>
-      <w:pPr>
-        <w:spacing w:after="120" w:line="276"/>
-      </w:pPr>
-      <w:r>
-        <w:rPr>
-          <w:sz w:val="22"/>
-          <w:szCs w:val="22"/>
-        </w:rPr>
-        <w:t xml:space="preserve">So </w:t>
-      </w:r>
-      <w:r>
-        <w:rPr>
-          <w:rFonts w:ascii="Roboto Mono" w:cs="Roboto Mono" w:eastAsia="Roboto Mono" w:hAnsi="Roboto Mono"/>
-          <w:sz w:val="19"/>
-          <w:szCs w:val="19"/>
-        </w:rPr>
-        <w:t xml:space="preserve">both_leds(0, 1, 0)</w:t>
-      </w:r>
-      <w:r>
-        <w:rPr>
-          <w:sz w:val="22"/>
-          <w:szCs w:val="22"/>
-        </w:rPr>
-        <w:t xml:space="preserve"> turns both lights green, in one line instead of two.</w:t>
+          <w:sz w:val="22"/>
+          <w:szCs w:val="22"/>
+        </w:rPr>
+        <w:t xml:space="preserve">Same result, one line. It takes the same three numbers </w:t>
+      </w:r>
+      <w:r>
+        <w:rPr>
+          <w:rFonts w:ascii="Roboto Mono" w:cs="Roboto Mono" w:eastAsia="Roboto Mono" w:hAnsi="Roboto Mono"/>
+          <w:sz w:val="19"/>
+          <w:szCs w:val="19"/>
+        </w:rPr>
+        <w:t xml:space="preserve">set_color</w:t>
+      </w:r>
+      <w:r>
+        <w:rPr>
+          <w:sz w:val="22"/>
+          <w:szCs w:val="22"/>
+        </w:rPr>
+        <w:t xml:space="preserve"> does, and it hands them to both lights for you.</w:t>
+      </w:r>
+    </w:p>
+    <w:p>
+      <w:pPr>
+        <w:spacing w:after="120" w:line="276"/>
+      </w:pPr>
+      <w:r>
+        <w:rPr>
+          <w:sz w:val="22"/>
+          <w:szCs w:val="22"/>
+        </w:rPr>
+        <w:t xml:space="preserve">That is the second power you have used. The first was </w:t>
+      </w:r>
+      <w:r>
+        <w:rPr>
+          <w:rFonts w:ascii="Roboto Mono" w:cs="Roboto Mono" w:eastAsia="Roboto Mono" w:hAnsi="Roboto Mono"/>
+          <w:sz w:val="19"/>
+          <w:szCs w:val="19"/>
+        </w:rPr>
+        <w:t xml:space="preserve">sb.held('cancel')</w:t>
+      </w:r>
+      <w:r>
+        <w:rPr>
+          <w:sz w:val="22"/>
+          <w:szCs w:val="22"/>
+        </w:rPr>
+        <w:t xml:space="preserve">, which asks whether the Cancel pad on the robot is being touched right now. Every project adds a few more.</w:t>
       </w:r>
     </w:p>
     <w:p>
@@ -764,116 +510,71 @@
         <w:spacing w:after="120" w:before="260"/>
       </w:pPr>
       <w:r>
-        <w:t xml:space="preserve">4. What a blink actually is</w:t>
-      </w:r>
-    </w:p>
-    <w:p>
-      <w:pPr>
-        <w:spacing w:after="120" w:line="276"/>
-      </w:pPr>
-      <w:r>
-        <w:rPr>
-          <w:sz w:val="22"/>
-          <w:szCs w:val="22"/>
-        </w:rPr>
-        <w:t xml:space="preserve">A blink is four steps, in order:</w:t>
-      </w:r>
-    </w:p>
-    <w:p>
-      <w:pPr>
-        <w:pStyle w:val="ListParagraph"/>
-        <w:numPr>
-          <w:ilvl w:val="0"/>
-          <w:numId w:val="2"/>
-        </w:numPr>
-        <w:spacing w:after="80" w:line="276"/>
-      </w:pPr>
-      <w:r>
-        <w:rPr>
-          <w:sz w:val="22"/>
-          <w:szCs w:val="22"/>
-        </w:rPr>
-        <w:t xml:space="preserve">Turn the lights on.</w:t>
-      </w:r>
-    </w:p>
-    <w:p>
-      <w:pPr>
-        <w:pStyle w:val="ListParagraph"/>
-        <w:numPr>
-          <w:ilvl w:val="0"/>
-          <w:numId w:val="2"/>
-        </w:numPr>
-        <w:spacing w:after="80" w:line="276"/>
-      </w:pPr>
-      <w:r>
-        <w:rPr>
-          <w:sz w:val="22"/>
-          <w:szCs w:val="22"/>
-        </w:rPr>
-        <w:t xml:space="preserve">Wait.</w:t>
-      </w:r>
-    </w:p>
-    <w:p>
-      <w:pPr>
-        <w:pStyle w:val="ListParagraph"/>
-        <w:numPr>
-          <w:ilvl w:val="0"/>
-          <w:numId w:val="2"/>
-        </w:numPr>
-        <w:spacing w:after="80" w:line="276"/>
-      </w:pPr>
-      <w:r>
-        <w:rPr>
-          <w:sz w:val="22"/>
-          <w:szCs w:val="22"/>
-        </w:rPr>
-        <w:t xml:space="preserve">Turn the lights off.</w:t>
-      </w:r>
-    </w:p>
-    <w:p>
-      <w:pPr>
-        <w:pStyle w:val="ListParagraph"/>
-        <w:numPr>
-          <w:ilvl w:val="0"/>
-          <w:numId w:val="2"/>
-        </w:numPr>
-        <w:spacing w:after="80" w:line="276"/>
-      </w:pPr>
-      <w:r>
-        <w:rPr>
-          <w:sz w:val="22"/>
-          <w:szCs w:val="22"/>
-        </w:rPr>
-        <w:t xml:space="preserve">Wait again.</w:t>
-      </w:r>
-    </w:p>
-    <w:p>
-      <w:pPr>
-        <w:spacing w:after="60"/>
-      </w:pPr>
-    </w:p>
-    <w:p>
-      <w:pPr>
-        <w:spacing w:after="120" w:line="276"/>
-      </w:pPr>
-      <w:r>
-        <w:rPr>
-          <w:sz w:val="22"/>
-          <w:szCs w:val="22"/>
-        </w:rPr>
-        <w:t xml:space="preserve">Miss the second wait and there is no blink. The lights go off and instantly back on, far too fast to see. Your eye reads it as dim, steady light.</w:t>
-      </w:r>
-    </w:p>
-    <w:p>
-      <w:pPr>
-        <w:spacing w:after="120" w:line="276"/>
-      </w:pPr>
-      <w:r>
-        <w:rPr>
-          <w:sz w:val="22"/>
-          <w:szCs w:val="22"/>
-        </w:rPr>
-        <w:t xml:space="preserve">To blink more than once, wrap those four steps in a loop that counts:</w:t>
+        <w:t xml:space="preserve">Use functions to make coding easier</w:t>
+      </w:r>
+    </w:p>
+    <w:p>
+      <w:pPr>
+        <w:spacing w:after="120" w:line="276"/>
+      </w:pPr>
+      <w:r>
+        <w:rPr>
+          <w:sz w:val="22"/>
+          <w:szCs w:val="22"/>
+        </w:rPr>
+        <w:t xml:space="preserve">A function is a chunk of code somebody already wrote, with a name stuck on it. You do not have to know what is inside it. You say the name, and it runs. That makes it easy to use.</w:t>
+      </w:r>
+    </w:p>
+    <w:p>
+      <w:pPr>
+        <w:spacing w:after="120" w:line="276"/>
+      </w:pPr>
+      <w:r>
+        <w:rPr>
+          <w:sz w:val="22"/>
+          <w:szCs w:val="22"/>
+        </w:rPr>
+        <w:t xml:space="preserve">Your microwave has a POPCORN button. Somebody worked out the power level and the timing and hid all of it behind one word. You press POPCORN. You do not press "700 watts for two minutes and fifteen seconds." A function is that button.</w:t>
+      </w:r>
+    </w:p>
+    <w:p>
+      <w:pPr>
+        <w:spacing w:after="120" w:line="276"/>
+      </w:pPr>
+      <w:r>
+        <w:rPr>
+          <w:sz w:val="22"/>
+          <w:szCs w:val="22"/>
+        </w:rPr>
+        <w:t xml:space="preserve">To use one, you write its name with parentheses after it. That is called </w:t>
+      </w:r>
+      <w:r>
+        <w:rPr>
+          <w:i/>
+          <w:iCs/>
+          <w:sz w:val="22"/>
+          <w:szCs w:val="22"/>
+        </w:rPr>
+        <w:t xml:space="preserve">calling</w:t>
+      </w:r>
+      <w:r>
+        <w:rPr>
+          <w:sz w:val="22"/>
+          <w:szCs w:val="22"/>
+        </w:rPr>
+        <w:t xml:space="preserve"> the function.</w:t>
+      </w:r>
+    </w:p>
+    <w:p>
+      <w:pPr>
+        <w:spacing w:after="120" w:line="276"/>
+      </w:pPr>
+      <w:r>
+        <w:rPr>
+          <w:sz w:val="22"/>
+          <w:szCs w:val="22"/>
+        </w:rPr>
+        <w:t xml:space="preserve">Now look at three lines you typed in P01:</w:t>
       </w:r>
     </w:p>
     <w:tbl>
@@ -921,59 +622,33 @@
                 <w:sz w:val="19"/>
                 <w:szCs w:val="19"/>
               </w:rPr>
-              <w:t xml:space="preserve">for _ in range(3):</w:t>
-            </w:r>
-          </w:p>
-          <w:p>
-            <w:pPr>
-              <w:spacing w:after="0" w:line="240"/>
-            </w:pPr>
-            <w:r>
-              <w:rPr>
-                <w:rFonts w:ascii="Roboto Mono" w:cs="Roboto Mono" w:eastAsia="Roboto Mono" w:hAnsi="Roboto Mono"/>
-                <w:sz w:val="19"/>
-                <w:szCs w:val="19"/>
-              </w:rPr>
-              <w:t xml:space="preserve">    both_leds(1, 0, 0)   # on, red</w:t>
-            </w:r>
-          </w:p>
-          <w:p>
-            <w:pPr>
-              <w:spacing w:after="0" w:line="240"/>
-            </w:pPr>
-            <w:r>
-              <w:rPr>
-                <w:rFonts w:ascii="Roboto Mono" w:cs="Roboto Mono" w:eastAsia="Roboto Mono" w:hAnsi="Roboto Mono"/>
-                <w:sz w:val="19"/>
-                <w:szCs w:val="19"/>
-              </w:rPr>
-              <w:t xml:space="preserve">    time.sleep(0.5)      # wait</w:t>
-            </w:r>
-          </w:p>
-          <w:p>
-            <w:pPr>
-              <w:spacing w:after="0" w:line="240"/>
-            </w:pPr>
-            <w:r>
-              <w:rPr>
-                <w:rFonts w:ascii="Roboto Mono" w:cs="Roboto Mono" w:eastAsia="Roboto Mono" w:hAnsi="Roboto Mono"/>
-                <w:sz w:val="19"/>
-                <w:szCs w:val="19"/>
-              </w:rPr>
-              <w:t xml:space="preserve">    both_leds(0, 0, 0)   # off</w:t>
-            </w:r>
-          </w:p>
-          <w:p>
-            <w:pPr>
-              <w:spacing w:after="0" w:line="240"/>
-            </w:pPr>
-            <w:r>
-              <w:rPr>
-                <w:rFonts w:ascii="Roboto Mono" w:cs="Roboto Mono" w:eastAsia="Roboto Mono" w:hAnsi="Roboto Mono"/>
-                <w:sz w:val="19"/>
-                <w:szCs w:val="19"/>
-              </w:rPr>
-              <w:t xml:space="preserve">    time.sleep(0.5)      # wait</w:t>
+              <w:t xml:space="preserve">alvik.begin()                       # wakes the robot up</w:t>
+            </w:r>
+          </w:p>
+          <w:p>
+            <w:pPr>
+              <w:spacing w:after="0" w:line="240"/>
+            </w:pPr>
+            <w:r>
+              <w:rPr>
+                <w:rFonts w:ascii="Roboto Mono" w:cs="Roboto Mono" w:eastAsia="Roboto Mono" w:hAnsi="Roboto Mono"/>
+                <w:sz w:val="19"/>
+                <w:szCs w:val="19"/>
+              </w:rPr>
+              <w:t xml:space="preserve">alvik.left_led.set_color(1, 0, 0)   # sets a light to red</w:t>
+            </w:r>
+          </w:p>
+          <w:p>
+            <w:pPr>
+              <w:spacing w:after="0" w:line="240"/>
+            </w:pPr>
+            <w:r>
+              <w:rPr>
+                <w:rFonts w:ascii="Roboto Mono" w:cs="Roboto Mono" w:eastAsia="Roboto Mono" w:hAnsi="Roboto Mono"/>
+                <w:sz w:val="19"/>
+                <w:szCs w:val="19"/>
+              </w:rPr>
+              <w:t xml:space="preserve">time.sleep(0.5)                     # waits half a second</w:t>
             </w:r>
           </w:p>
         </w:tc>
@@ -1000,7 +675,76 @@
           <w:sz w:val="22"/>
           <w:szCs w:val="22"/>
         </w:rPr>
-        <w:t xml:space="preserve">Change the 3 to a 20 and it blinks twenty times. The loop does the counting for you. That is WORK 1.</w:t>
+        <w:t xml:space="preserve">Every one of those is a function. You have been calling them since your first day, and nobody said the word.</w:t>
+      </w:r>
+    </w:p>
+    <w:p>
+      <w:pPr>
+        <w:spacing w:after="120" w:line="276"/>
+      </w:pPr>
+      <w:r>
+        <w:rPr>
+          <w:sz w:val="22"/>
+          <w:szCs w:val="22"/>
+        </w:rPr>
+        <w:t xml:space="preserve">The values inside the parentheses are called arguments. They are how you tell the function what you want. </w:t>
+      </w:r>
+      <w:r>
+        <w:rPr>
+          <w:rFonts w:ascii="Roboto Mono" w:cs="Roboto Mono" w:eastAsia="Roboto Mono" w:hAnsi="Roboto Mono"/>
+          <w:sz w:val="19"/>
+          <w:szCs w:val="19"/>
+        </w:rPr>
+        <w:t xml:space="preserve">set_color(1, 0, 0)</w:t>
+      </w:r>
+      <w:r>
+        <w:rPr>
+          <w:sz w:val="22"/>
+          <w:szCs w:val="22"/>
+        </w:rPr>
+        <w:t xml:space="preserve"> means red. </w:t>
+      </w:r>
+      <w:r>
+        <w:rPr>
+          <w:rFonts w:ascii="Roboto Mono" w:cs="Roboto Mono" w:eastAsia="Roboto Mono" w:hAnsi="Roboto Mono"/>
+          <w:sz w:val="19"/>
+          <w:szCs w:val="19"/>
+        </w:rPr>
+        <w:t xml:space="preserve">set_color(0, 0, 1)</w:t>
+      </w:r>
+      <w:r>
+        <w:rPr>
+          <w:sz w:val="22"/>
+          <w:szCs w:val="22"/>
+        </w:rPr>
+        <w:t xml:space="preserve"> means blue. Same function, different arguments, different result.</w:t>
+      </w:r>
+    </w:p>
+    <w:p>
+      <w:pPr>
+        <w:spacing w:after="120" w:line="276"/>
+      </w:pPr>
+      <w:r>
+        <w:rPr>
+          <w:sz w:val="22"/>
+          <w:szCs w:val="22"/>
+        </w:rPr>
+        <w:t xml:space="preserve">Some functions need no arguments. </w:t>
+      </w:r>
+      <w:r>
+        <w:rPr>
+          <w:rFonts w:ascii="Roboto Mono" w:cs="Roboto Mono" w:eastAsia="Roboto Mono" w:hAnsi="Roboto Mono"/>
+          <w:sz w:val="19"/>
+          <w:szCs w:val="19"/>
+        </w:rPr>
+        <w:t xml:space="preserve">alvik.begin()</w:t>
+      </w:r>
+      <w:r>
+        <w:rPr>
+          <w:sz w:val="22"/>
+          <w:szCs w:val="22"/>
+        </w:rPr>
+        <w:t xml:space="preserve"> has empty parentheses because there is nothing to tell it.</w:t>
       </w:r>
     </w:p>
     <w:p>
@@ -1010,19 +754,116 @@
         <w:spacing w:after="120" w:before="260"/>
       </w:pPr>
       <w:r>
-        <w:t xml:space="preserve">5. blink: the whole thing in one call</w:t>
-      </w:r>
-    </w:p>
-    <w:p>
-      <w:pPr>
-        <w:spacing w:after="120" w:line="276"/>
-      </w:pPr>
-      <w:r>
-        <w:rPr>
-          <w:sz w:val="22"/>
-          <w:szCs w:val="22"/>
-        </w:rPr>
-        <w:t xml:space="preserve">Your file has a second function already written for you. It is that entire loop, packed up:</w:t>
+        <w:t xml:space="preserve">How to blink the LEDs</w:t>
+      </w:r>
+    </w:p>
+    <w:p>
+      <w:pPr>
+        <w:spacing w:after="120" w:line="276"/>
+      </w:pPr>
+      <w:r>
+        <w:rPr>
+          <w:sz w:val="22"/>
+          <w:szCs w:val="22"/>
+        </w:rPr>
+        <w:t xml:space="preserve">A blink is four steps, in order:</w:t>
+      </w:r>
+    </w:p>
+    <w:p>
+      <w:pPr>
+        <w:pStyle w:val="ListParagraph"/>
+        <w:numPr>
+          <w:ilvl w:val="0"/>
+          <w:numId w:val="2"/>
+        </w:numPr>
+        <w:spacing w:after="80" w:line="276"/>
+      </w:pPr>
+      <w:r>
+        <w:rPr>
+          <w:sz w:val="22"/>
+          <w:szCs w:val="22"/>
+        </w:rPr>
+        <w:t xml:space="preserve">Turn the lights on.</w:t>
+      </w:r>
+    </w:p>
+    <w:p>
+      <w:pPr>
+        <w:pStyle w:val="ListParagraph"/>
+        <w:numPr>
+          <w:ilvl w:val="0"/>
+          <w:numId w:val="2"/>
+        </w:numPr>
+        <w:spacing w:after="80" w:line="276"/>
+      </w:pPr>
+      <w:r>
+        <w:rPr>
+          <w:sz w:val="22"/>
+          <w:szCs w:val="22"/>
+        </w:rPr>
+        <w:t xml:space="preserve">Wait.</w:t>
+      </w:r>
+    </w:p>
+    <w:p>
+      <w:pPr>
+        <w:pStyle w:val="ListParagraph"/>
+        <w:numPr>
+          <w:ilvl w:val="0"/>
+          <w:numId w:val="2"/>
+        </w:numPr>
+        <w:spacing w:after="80" w:line="276"/>
+      </w:pPr>
+      <w:r>
+        <w:rPr>
+          <w:sz w:val="22"/>
+          <w:szCs w:val="22"/>
+        </w:rPr>
+        <w:t xml:space="preserve">Turn the lights off.</w:t>
+      </w:r>
+    </w:p>
+    <w:p>
+      <w:pPr>
+        <w:pStyle w:val="ListParagraph"/>
+        <w:numPr>
+          <w:ilvl w:val="0"/>
+          <w:numId w:val="2"/>
+        </w:numPr>
+        <w:spacing w:after="80" w:line="276"/>
+      </w:pPr>
+      <w:r>
+        <w:rPr>
+          <w:sz w:val="22"/>
+          <w:szCs w:val="22"/>
+        </w:rPr>
+        <w:t xml:space="preserve">Wait again.</w:t>
+      </w:r>
+    </w:p>
+    <w:p>
+      <w:pPr>
+        <w:spacing w:after="60"/>
+      </w:pPr>
+    </w:p>
+    <w:p>
+      <w:pPr>
+        <w:spacing w:after="120" w:line="276"/>
+      </w:pPr>
+      <w:r>
+        <w:rPr>
+          <w:sz w:val="22"/>
+          <w:szCs w:val="22"/>
+        </w:rPr>
+        <w:t xml:space="preserve">Miss the second wait and there is no blink. The lights go off and instantly back on, far too fast to see. Your eye reads it as dim, steady light.</w:t>
+      </w:r>
+    </w:p>
+    <w:p>
+      <w:pPr>
+        <w:spacing w:after="120" w:line="276"/>
+      </w:pPr>
+      <w:r>
+        <w:rPr>
+          <w:sz w:val="22"/>
+          <w:szCs w:val="22"/>
+        </w:rPr>
+        <w:t xml:space="preserve">If we want to blink more than once, we need a way to run that code again. To blink three times, we could write this:</w:t>
       </w:r>
     </w:p>
     <w:tbl>
@@ -1070,72 +911,189 @@
                 <w:sz w:val="19"/>
                 <w:szCs w:val="19"/>
               </w:rPr>
-              <w:t xml:space="preserve">def blink(blinks, on_time, off_time, r, g, b):</w:t>
-            </w:r>
-          </w:p>
-          <w:p>
-            <w:pPr>
-              <w:spacing w:after="0" w:line="240"/>
-            </w:pPr>
-            <w:r>
-              <w:rPr>
-                <w:rFonts w:ascii="Roboto Mono" w:cs="Roboto Mono" w:eastAsia="Roboto Mono" w:hAnsi="Roboto Mono"/>
-                <w:sz w:val="19"/>
-                <w:szCs w:val="19"/>
-              </w:rPr>
-              <w:t xml:space="preserve">    for _ in range(blinks):</w:t>
-            </w:r>
-          </w:p>
-          <w:p>
-            <w:pPr>
-              <w:spacing w:after="0" w:line="240"/>
-            </w:pPr>
-            <w:r>
-              <w:rPr>
-                <w:rFonts w:ascii="Roboto Mono" w:cs="Roboto Mono" w:eastAsia="Roboto Mono" w:hAnsi="Roboto Mono"/>
-                <w:sz w:val="19"/>
-                <w:szCs w:val="19"/>
-              </w:rPr>
-              <w:t xml:space="preserve">        both_leds(r, g, b)</w:t>
-            </w:r>
-          </w:p>
-          <w:p>
-            <w:pPr>
-              <w:spacing w:after="0" w:line="240"/>
-            </w:pPr>
-            <w:r>
-              <w:rPr>
-                <w:rFonts w:ascii="Roboto Mono" w:cs="Roboto Mono" w:eastAsia="Roboto Mono" w:hAnsi="Roboto Mono"/>
-                <w:sz w:val="19"/>
-                <w:szCs w:val="19"/>
-              </w:rPr>
-              <w:t xml:space="preserve">        time.sleep(on_time)</w:t>
-            </w:r>
-          </w:p>
-          <w:p>
-            <w:pPr>
-              <w:spacing w:after="0" w:line="240"/>
-            </w:pPr>
-            <w:r>
-              <w:rPr>
-                <w:rFonts w:ascii="Roboto Mono" w:cs="Roboto Mono" w:eastAsia="Roboto Mono" w:hAnsi="Roboto Mono"/>
-                <w:sz w:val="19"/>
-                <w:szCs w:val="19"/>
-              </w:rPr>
-              <w:t xml:space="preserve">        both_leds(0, 0, 0)</w:t>
-            </w:r>
-          </w:p>
-          <w:p>
-            <w:pPr>
-              <w:spacing w:after="0" w:line="240"/>
-            </w:pPr>
-            <w:r>
-              <w:rPr>
-                <w:rFonts w:ascii="Roboto Mono" w:cs="Roboto Mono" w:eastAsia="Roboto Mono" w:hAnsi="Roboto Mono"/>
-                <w:sz w:val="19"/>
-                <w:szCs w:val="19"/>
-              </w:rPr>
-              <w:t xml:space="preserve">        time.sleep(off_time)</w:t>
+              <w:t xml:space="preserve"># once</w:t>
+            </w:r>
+          </w:p>
+          <w:p>
+            <w:pPr>
+              <w:spacing w:after="0" w:line="240"/>
+            </w:pPr>
+            <w:r>
+              <w:rPr>
+                <w:rFonts w:ascii="Roboto Mono" w:cs="Roboto Mono" w:eastAsia="Roboto Mono" w:hAnsi="Roboto Mono"/>
+                <w:sz w:val="19"/>
+                <w:szCs w:val="19"/>
+              </w:rPr>
+              <w:t xml:space="preserve">sb.light_both_leds(1, 0, 0)   # on, red</w:t>
+            </w:r>
+          </w:p>
+          <w:p>
+            <w:pPr>
+              <w:spacing w:after="0" w:line="240"/>
+            </w:pPr>
+            <w:r>
+              <w:rPr>
+                <w:rFonts w:ascii="Roboto Mono" w:cs="Roboto Mono" w:eastAsia="Roboto Mono" w:hAnsi="Roboto Mono"/>
+                <w:sz w:val="19"/>
+                <w:szCs w:val="19"/>
+              </w:rPr>
+              <w:t xml:space="preserve">time.sleep(0.5)               # wait</w:t>
+            </w:r>
+          </w:p>
+          <w:p>
+            <w:pPr>
+              <w:spacing w:after="0" w:line="240"/>
+            </w:pPr>
+            <w:r>
+              <w:rPr>
+                <w:rFonts w:ascii="Roboto Mono" w:cs="Roboto Mono" w:eastAsia="Roboto Mono" w:hAnsi="Roboto Mono"/>
+                <w:sz w:val="19"/>
+                <w:szCs w:val="19"/>
+              </w:rPr>
+              <w:t xml:space="preserve">sb.light_both_leds(0, 0, 0)   # off</w:t>
+            </w:r>
+          </w:p>
+          <w:p>
+            <w:pPr>
+              <w:spacing w:after="0" w:line="240"/>
+            </w:pPr>
+            <w:r>
+              <w:rPr>
+                <w:rFonts w:ascii="Roboto Mono" w:cs="Roboto Mono" w:eastAsia="Roboto Mono" w:hAnsi="Roboto Mono"/>
+                <w:sz w:val="19"/>
+                <w:szCs w:val="19"/>
+              </w:rPr>
+              <w:t xml:space="preserve">time.sleep(0.5)               # wait</w:t>
+            </w:r>
+          </w:p>
+          <w:p>
+            <w:pPr>
+              <w:spacing w:after="0" w:line="240"/>
+            </w:pPr>
+            <w:r>
+              <w:rPr>
+                <w:rFonts w:ascii="Roboto Mono" w:cs="Roboto Mono" w:eastAsia="Roboto Mono" w:hAnsi="Roboto Mono"/>
+                <w:sz w:val="19"/>
+                <w:szCs w:val="19"/>
+              </w:rPr>
+              <w:t xml:space="preserve"># twice</w:t>
+            </w:r>
+          </w:p>
+          <w:p>
+            <w:pPr>
+              <w:spacing w:after="0" w:line="240"/>
+            </w:pPr>
+            <w:r>
+              <w:rPr>
+                <w:rFonts w:ascii="Roboto Mono" w:cs="Roboto Mono" w:eastAsia="Roboto Mono" w:hAnsi="Roboto Mono"/>
+                <w:sz w:val="19"/>
+                <w:szCs w:val="19"/>
+              </w:rPr>
+              <w:t xml:space="preserve">sb.light_both_leds(1, 0, 0)   # on, red</w:t>
+            </w:r>
+          </w:p>
+          <w:p>
+            <w:pPr>
+              <w:spacing w:after="0" w:line="240"/>
+            </w:pPr>
+            <w:r>
+              <w:rPr>
+                <w:rFonts w:ascii="Roboto Mono" w:cs="Roboto Mono" w:eastAsia="Roboto Mono" w:hAnsi="Roboto Mono"/>
+                <w:sz w:val="19"/>
+                <w:szCs w:val="19"/>
+              </w:rPr>
+              <w:t xml:space="preserve">time.sleep(0.5)               # wait</w:t>
+            </w:r>
+          </w:p>
+          <w:p>
+            <w:pPr>
+              <w:spacing w:after="0" w:line="240"/>
+            </w:pPr>
+            <w:r>
+              <w:rPr>
+                <w:rFonts w:ascii="Roboto Mono" w:cs="Roboto Mono" w:eastAsia="Roboto Mono" w:hAnsi="Roboto Mono"/>
+                <w:sz w:val="19"/>
+                <w:szCs w:val="19"/>
+              </w:rPr>
+              <w:t xml:space="preserve">sb.light_both_leds(0, 0, 0)   # off</w:t>
+            </w:r>
+          </w:p>
+          <w:p>
+            <w:pPr>
+              <w:spacing w:after="0" w:line="240"/>
+            </w:pPr>
+            <w:r>
+              <w:rPr>
+                <w:rFonts w:ascii="Roboto Mono" w:cs="Roboto Mono" w:eastAsia="Roboto Mono" w:hAnsi="Roboto Mono"/>
+                <w:sz w:val="19"/>
+                <w:szCs w:val="19"/>
+              </w:rPr>
+              <w:t xml:space="preserve">time.sleep(0.5)               # wait</w:t>
+            </w:r>
+          </w:p>
+          <w:p>
+            <w:pPr>
+              <w:spacing w:after="0" w:line="240"/>
+            </w:pPr>
+            <w:r>
+              <w:rPr>
+                <w:rFonts w:ascii="Roboto Mono" w:cs="Roboto Mono" w:eastAsia="Roboto Mono" w:hAnsi="Roboto Mono"/>
+                <w:sz w:val="19"/>
+                <w:szCs w:val="19"/>
+              </w:rPr>
+              <w:t xml:space="preserve"># thrice</w:t>
+            </w:r>
+          </w:p>
+          <w:p>
+            <w:pPr>
+              <w:spacing w:after="0" w:line="240"/>
+            </w:pPr>
+            <w:r>
+              <w:rPr>
+                <w:rFonts w:ascii="Roboto Mono" w:cs="Roboto Mono" w:eastAsia="Roboto Mono" w:hAnsi="Roboto Mono"/>
+                <w:sz w:val="19"/>
+                <w:szCs w:val="19"/>
+              </w:rPr>
+              <w:t xml:space="preserve">sb.light_both_leds(1, 0, 0)   # on, red</w:t>
+            </w:r>
+          </w:p>
+          <w:p>
+            <w:pPr>
+              <w:spacing w:after="0" w:line="240"/>
+            </w:pPr>
+            <w:r>
+              <w:rPr>
+                <w:rFonts w:ascii="Roboto Mono" w:cs="Roboto Mono" w:eastAsia="Roboto Mono" w:hAnsi="Roboto Mono"/>
+                <w:sz w:val="19"/>
+                <w:szCs w:val="19"/>
+              </w:rPr>
+              <w:t xml:space="preserve">time.sleep(0.5)               # wait</w:t>
+            </w:r>
+          </w:p>
+          <w:p>
+            <w:pPr>
+              <w:spacing w:after="0" w:line="240"/>
+            </w:pPr>
+            <w:r>
+              <w:rPr>
+                <w:rFonts w:ascii="Roboto Mono" w:cs="Roboto Mono" w:eastAsia="Roboto Mono" w:hAnsi="Roboto Mono"/>
+                <w:sz w:val="19"/>
+                <w:szCs w:val="19"/>
+              </w:rPr>
+              <w:t xml:space="preserve">sb.light_both_leds(0, 0, 0)   # off</w:t>
+            </w:r>
+          </w:p>
+          <w:p>
+            <w:pPr>
+              <w:spacing w:after="0" w:line="240"/>
+            </w:pPr>
+            <w:r>
+              <w:rPr>
+                <w:rFonts w:ascii="Roboto Mono" w:cs="Roboto Mono" w:eastAsia="Roboto Mono" w:hAnsi="Roboto Mono"/>
+                <w:sz w:val="19"/>
+                <w:szCs w:val="19"/>
+              </w:rPr>
+              <w:t xml:space="preserve">time.sleep(0.5)               # wait</w:t>
             </w:r>
           </w:p>
         </w:tc>
@@ -1162,7 +1120,83 @@
           <w:sz w:val="22"/>
           <w:szCs w:val="22"/>
         </w:rPr>
-        <w:t xml:space="preserve">Six arguments this time, so it needs six values. To blink red three times, half a second each way:</w:t>
+        <w:t xml:space="preserve">Obviously, this is a waste of code. It would also be hard to change the color or the timing, because we would have to make the same edit twelve times and hope we did not miss one. And what if we wanted to blink 100 times?</w:t>
+      </w:r>
+    </w:p>
+    <w:p>
+      <w:pPr>
+        <w:spacing w:after="120" w:line="276"/>
+      </w:pPr>
+      <w:r>
+        <w:rPr>
+          <w:sz w:val="22"/>
+          <w:szCs w:val="22"/>
+        </w:rPr>
+        <w:t xml:space="preserve">We need a way to run the same code over and over.</w:t>
+      </w:r>
+    </w:p>
+    <w:p>
+      <w:pPr>
+        <w:pStyle w:val="Heading2"/>
+        <w:keepNext/>
+        <w:spacing w:after="120" w:before="260"/>
+      </w:pPr>
+      <w:r>
+        <w:t xml:space="preserve">Using a for loop and range</w:t>
+      </w:r>
+    </w:p>
+    <w:p>
+      <w:pPr>
+        <w:spacing w:after="120" w:line="276"/>
+      </w:pPr>
+      <w:r>
+        <w:rPr>
+          <w:sz w:val="22"/>
+          <w:szCs w:val="22"/>
+        </w:rPr>
+        <w:t xml:space="preserve">A </w:t>
+      </w:r>
+      <w:r>
+        <w:rPr>
+          <w:rFonts w:ascii="Roboto Mono" w:cs="Roboto Mono" w:eastAsia="Roboto Mono" w:hAnsi="Roboto Mono"/>
+          <w:sz w:val="19"/>
+          <w:szCs w:val="19"/>
+        </w:rPr>
+        <w:t xml:space="preserve">for</w:t>
+      </w:r>
+      <w:r>
+        <w:rPr>
+          <w:sz w:val="22"/>
+          <w:szCs w:val="22"/>
+        </w:rPr>
+        <w:t xml:space="preserve"> loop runs a block a set number of times. We tell it how many using </w:t>
+      </w:r>
+      <w:r>
+        <w:rPr>
+          <w:rFonts w:ascii="Roboto Mono" w:cs="Roboto Mono" w:eastAsia="Roboto Mono" w:hAnsi="Roboto Mono"/>
+          <w:sz w:val="19"/>
+          <w:szCs w:val="19"/>
+        </w:rPr>
+        <w:t xml:space="preserve">range()</w:t>
+      </w:r>
+      <w:r>
+        <w:rPr>
+          <w:sz w:val="22"/>
+          <w:szCs w:val="22"/>
+        </w:rPr>
+        <w:t xml:space="preserve">.</w:t>
+      </w:r>
+    </w:p>
+    <w:p>
+      <w:pPr>
+        <w:spacing w:after="120" w:line="276"/>
+      </w:pPr>
+      <w:r>
+        <w:rPr>
+          <w:sz w:val="22"/>
+          <w:szCs w:val="22"/>
+        </w:rPr>
+        <w:t xml:space="preserve">To blink three times, we wrap those same four steps in a loop that runs three times:</w:t>
       </w:r>
     </w:p>
     <w:tbl>
@@ -1210,7 +1244,59 @@
                 <w:sz w:val="19"/>
                 <w:szCs w:val="19"/>
               </w:rPr>
-              <w:t xml:space="preserve">blink(3, 0.5, 0.5, 1, 0, 0)</w:t>
+              <w:t xml:space="preserve">for _ in range(3):</w:t>
+            </w:r>
+          </w:p>
+          <w:p>
+            <w:pPr>
+              <w:spacing w:after="0" w:line="240"/>
+            </w:pPr>
+            <w:r>
+              <w:rPr>
+                <w:rFonts w:ascii="Roboto Mono" w:cs="Roboto Mono" w:eastAsia="Roboto Mono" w:hAnsi="Roboto Mono"/>
+                <w:sz w:val="19"/>
+                <w:szCs w:val="19"/>
+              </w:rPr>
+              <w:t xml:space="preserve">    sb.light_both_leds(1, 0, 0)   # on, red</w:t>
+            </w:r>
+          </w:p>
+          <w:p>
+            <w:pPr>
+              <w:spacing w:after="0" w:line="240"/>
+            </w:pPr>
+            <w:r>
+              <w:rPr>
+                <w:rFonts w:ascii="Roboto Mono" w:cs="Roboto Mono" w:eastAsia="Roboto Mono" w:hAnsi="Roboto Mono"/>
+                <w:sz w:val="19"/>
+                <w:szCs w:val="19"/>
+              </w:rPr>
+              <w:t xml:space="preserve">    time.sleep(0.5)               # wait</w:t>
+            </w:r>
+          </w:p>
+          <w:p>
+            <w:pPr>
+              <w:spacing w:after="0" w:line="240"/>
+            </w:pPr>
+            <w:r>
+              <w:rPr>
+                <w:rFonts w:ascii="Roboto Mono" w:cs="Roboto Mono" w:eastAsia="Roboto Mono" w:hAnsi="Roboto Mono"/>
+                <w:sz w:val="19"/>
+                <w:szCs w:val="19"/>
+              </w:rPr>
+              <w:t xml:space="preserve">    sb.light_both_leds(0, 0, 0)   # off</w:t>
+            </w:r>
+          </w:p>
+          <w:p>
+            <w:pPr>
+              <w:spacing w:after="0" w:line="240"/>
+            </w:pPr>
+            <w:r>
+              <w:rPr>
+                <w:rFonts w:ascii="Roboto Mono" w:cs="Roboto Mono" w:eastAsia="Roboto Mono" w:hAnsi="Roboto Mono"/>
+                <w:sz w:val="19"/>
+                <w:szCs w:val="19"/>
+              </w:rPr>
+              <w:t xml:space="preserve">    time.sleep(0.5)               # wait</w:t>
             </w:r>
           </w:p>
         </w:tc>
@@ -1237,94 +1323,19 @@
           <w:sz w:val="22"/>
           <w:szCs w:val="22"/>
         </w:rPr>
-        <w:t xml:space="preserve">That one line does everything WORK 1 does by hand.</w:t>
-      </w:r>
-    </w:p>
-    <w:p>
-      <w:pPr>
-        <w:spacing w:after="120" w:line="276"/>
-      </w:pPr>
-      <w:r>
-        <w:rPr>
-          <w:sz w:val="22"/>
-          <w:szCs w:val="22"/>
-        </w:rPr>
-        <w:t xml:space="preserve">Look at the ladder you now have. </w:t>
-      </w:r>
-      <w:r>
-        <w:rPr>
-          <w:rFonts w:ascii="Roboto Mono" w:cs="Roboto Mono" w:eastAsia="Roboto Mono" w:hAnsi="Roboto Mono"/>
-          <w:sz w:val="19"/>
-          <w:szCs w:val="19"/>
-        </w:rPr>
-        <w:t xml:space="preserve">set_color</w:t>
-      </w:r>
-      <w:r>
-        <w:rPr>
-          <w:sz w:val="22"/>
-          <w:szCs w:val="22"/>
-        </w:rPr>
-        <w:t xml:space="preserve"> sets one light and came from Arduino. </w:t>
-      </w:r>
-      <w:r>
-        <w:rPr>
-          <w:rFonts w:ascii="Roboto Mono" w:cs="Roboto Mono" w:eastAsia="Roboto Mono" w:hAnsi="Roboto Mono"/>
-          <w:sz w:val="19"/>
-          <w:szCs w:val="19"/>
-        </w:rPr>
-        <w:t xml:space="preserve">both_leds</w:t>
-      </w:r>
-      <w:r>
-        <w:rPr>
-          <w:sz w:val="22"/>
-          <w:szCs w:val="22"/>
-        </w:rPr>
-        <w:t xml:space="preserve"> sets two lights and calls </w:t>
-      </w:r>
-      <w:r>
-        <w:rPr>
-          <w:rFonts w:ascii="Roboto Mono" w:cs="Roboto Mono" w:eastAsia="Roboto Mono" w:hAnsi="Roboto Mono"/>
-          <w:sz w:val="19"/>
-          <w:szCs w:val="19"/>
-        </w:rPr>
-        <w:t xml:space="preserve">set_color</w:t>
-      </w:r>
-      <w:r>
-        <w:rPr>
-          <w:sz w:val="22"/>
-          <w:szCs w:val="22"/>
-        </w:rPr>
-        <w:t xml:space="preserve"> twice. </w:t>
-      </w:r>
-      <w:r>
-        <w:rPr>
-          <w:rFonts w:ascii="Roboto Mono" w:cs="Roboto Mono" w:eastAsia="Roboto Mono" w:hAnsi="Roboto Mono"/>
-          <w:sz w:val="19"/>
-          <w:szCs w:val="19"/>
-        </w:rPr>
-        <w:t xml:space="preserve">blink</w:t>
-      </w:r>
-      <w:r>
-        <w:rPr>
-          <w:sz w:val="22"/>
-          <w:szCs w:val="22"/>
-        </w:rPr>
-        <w:t xml:space="preserve"> runs a whole pattern and calls </w:t>
-      </w:r>
-      <w:r>
-        <w:rPr>
-          <w:rFonts w:ascii="Roboto Mono" w:cs="Roboto Mono" w:eastAsia="Roboto Mono" w:hAnsi="Roboto Mono"/>
-          <w:sz w:val="19"/>
-          <w:szCs w:val="19"/>
-        </w:rPr>
-        <w:t xml:space="preserve">both_leds</w:t>
-      </w:r>
-      <w:r>
-        <w:rPr>
-          <w:sz w:val="22"/>
-          <w:szCs w:val="22"/>
-        </w:rPr>
-        <w:t xml:space="preserve"> over and over. Each one wraps up the one below it so you can say more with less typing. In P04 you write your own.</w:t>
+        <w:t xml:space="preserve">Twelve lines became four. Change the 3 to a 20 and it blinks twenty times, and you only touched one character. The loop does the counting for you.</w:t>
+      </w:r>
+    </w:p>
+    <w:p>
+      <w:pPr>
+        <w:spacing w:after="120" w:line="276"/>
+      </w:pPr>
+      <w:r>
+        <w:rPr>
+          <w:sz w:val="22"/>
+          <w:szCs w:val="22"/>
+        </w:rPr>
+        <w:t xml:space="preserve">The four indented lines are the loop's block, exactly like the blocks you met in P01. That is WORK 1.</w:t>
       </w:r>
     </w:p>
     <w:p>
@@ -1334,46 +1345,31 @@
         <w:spacing w:after="120" w:before="260"/>
       </w:pPr>
       <w:r>
-        <w:t xml:space="preserve">6. Variables: Name it once</w:t>
-      </w:r>
-    </w:p>
-    <w:p>
-      <w:pPr>
-        <w:spacing w:after="120" w:line="276"/>
-      </w:pPr>
-      <w:r>
-        <w:rPr>
-          <w:sz w:val="22"/>
-          <w:szCs w:val="22"/>
-        </w:rPr>
-        <w:t xml:space="preserve">That </w:t>
-      </w:r>
-      <w:r>
-        <w:rPr>
-          <w:rFonts w:ascii="Roboto Mono" w:cs="Roboto Mono" w:eastAsia="Roboto Mono" w:hAnsi="Roboto Mono"/>
-          <w:sz w:val="19"/>
-          <w:szCs w:val="19"/>
-        </w:rPr>
-        <w:t xml:space="preserve">blink(3, 0.5, 0.5, 1, 0, 0)</w:t>
-      </w:r>
-      <w:r>
-        <w:rPr>
-          <w:sz w:val="22"/>
-          <w:szCs w:val="22"/>
-        </w:rPr>
-        <w:t xml:space="preserve"> line works, but look at it. Six bare numbers in a row. Which one is the color? Which is the speed? You have to count positions to find out.</w:t>
-      </w:r>
-    </w:p>
-    <w:p>
-      <w:pPr>
-        <w:spacing w:after="120" w:line="276"/>
-      </w:pPr>
-      <w:r>
-        <w:rPr>
-          <w:sz w:val="22"/>
-          <w:szCs w:val="22"/>
-        </w:rPr>
-        <w:t xml:space="preserve">A variable is a name for a value. You write the value once and use the name after that:</w:t>
+        <w:t xml:space="preserve">Blink a whole pattern with one line</w:t>
+      </w:r>
+    </w:p>
+    <w:p>
+      <w:pPr>
+        <w:spacing w:after="120" w:line="276"/>
+      </w:pPr>
+      <w:r>
+        <w:rPr>
+          <w:sz w:val="22"/>
+          <w:szCs w:val="22"/>
+        </w:rPr>
+        <w:t xml:space="preserve">Even that loop is more typing than it needs to be. Every time you want a blink, you write five lines again.</w:t>
+      </w:r>
+    </w:p>
+    <w:p>
+      <w:pPr>
+        <w:spacing w:after="120" w:line="276"/>
+      </w:pPr>
+      <w:r>
+        <w:rPr>
+          <w:sz w:val="22"/>
+          <w:szCs w:val="22"/>
+        </w:rPr>
+        <w:t xml:space="preserve">So I wrapped the whole thing in a function for you. It is near the top of your file, and this one line runs it:</w:t>
       </w:r>
     </w:p>
     <w:tbl>
@@ -1421,85 +1417,7 @@
                 <w:sz w:val="19"/>
                 <w:szCs w:val="19"/>
               </w:rPr>
-              <w:t xml:space="preserve">on_time  = 0.5</w:t>
-            </w:r>
-          </w:p>
-          <w:p>
-            <w:pPr>
-              <w:spacing w:after="0" w:line="240"/>
-            </w:pPr>
-            <w:r>
-              <w:rPr>
-                <w:rFonts w:ascii="Roboto Mono" w:cs="Roboto Mono" w:eastAsia="Roboto Mono" w:hAnsi="Roboto Mono"/>
-                <w:sz w:val="19"/>
-                <w:szCs w:val="19"/>
-              </w:rPr>
-              <w:t xml:space="preserve">off_time = 0.5</w:t>
-            </w:r>
-          </w:p>
-          <w:p>
-            <w:pPr>
-              <w:spacing w:after="0" w:line="240"/>
-            </w:pPr>
-            <w:r>
-              <w:rPr>
-                <w:rFonts w:ascii="Roboto Mono" w:cs="Roboto Mono" w:eastAsia="Roboto Mono" w:hAnsi="Roboto Mono"/>
-                <w:sz w:val="19"/>
-                <w:szCs w:val="19"/>
-              </w:rPr>
-              <w:t xml:space="preserve">r = 1</w:t>
-            </w:r>
-          </w:p>
-          <w:p>
-            <w:pPr>
-              <w:spacing w:after="0" w:line="240"/>
-            </w:pPr>
-            <w:r>
-              <w:rPr>
-                <w:rFonts w:ascii="Roboto Mono" w:cs="Roboto Mono" w:eastAsia="Roboto Mono" w:hAnsi="Roboto Mono"/>
-                <w:sz w:val="19"/>
-                <w:szCs w:val="19"/>
-              </w:rPr>
-              <w:t xml:space="preserve">g = 0</w:t>
-            </w:r>
-          </w:p>
-          <w:p>
-            <w:pPr>
-              <w:spacing w:after="0" w:line="240"/>
-            </w:pPr>
-            <w:r>
-              <w:rPr>
-                <w:rFonts w:ascii="Roboto Mono" w:cs="Roboto Mono" w:eastAsia="Roboto Mono" w:hAnsi="Roboto Mono"/>
-                <w:sz w:val="19"/>
-                <w:szCs w:val="19"/>
-              </w:rPr>
-              <w:t xml:space="preserve">b = 0</w:t>
-            </w:r>
-          </w:p>
-          <w:p>
-            <w:pPr>
-              <w:spacing w:after="0" w:line="240"/>
-            </w:pPr>
-            <w:r>
-              <w:rPr>
-                <w:rFonts w:ascii="Roboto Mono" w:cs="Roboto Mono" w:eastAsia="Roboto Mono" w:hAnsi="Roboto Mono"/>
-                <w:sz w:val="19"/>
-                <w:szCs w:val="19"/>
-              </w:rPr>
-              <w:t xml:space="preserve"> </w:t>
-            </w:r>
-          </w:p>
-          <w:p>
-            <w:pPr>
-              <w:spacing w:after="0" w:line="240"/>
-            </w:pPr>
-            <w:r>
-              <w:rPr>
-                <w:rFonts w:ascii="Roboto Mono" w:cs="Roboto Mono" w:eastAsia="Roboto Mono" w:hAnsi="Roboto Mono"/>
-                <w:sz w:val="19"/>
-                <w:szCs w:val="19"/>
-              </w:rPr>
-              <w:t xml:space="preserve">blink(3, on_time, off_time, r, g, b)</w:t>
+              <w:t xml:space="preserve">blink(3, 0.5, 0.5, 1, 0, 0)</w:t>
             </w:r>
           </w:p>
         </w:tc>
@@ -1526,64 +1444,7 @@
           <w:sz w:val="22"/>
           <w:szCs w:val="22"/>
         </w:rPr>
-        <w:t xml:space="preserve">Now the line reads like a sentence. And here is the part that matters: change a variable, and the same call does something different. Set </w:t>
-      </w:r>
-      <w:r>
-        <w:rPr>
-          <w:rFonts w:ascii="Roboto Mono" w:cs="Roboto Mono" w:eastAsia="Roboto Mono" w:hAnsi="Roboto Mono"/>
-          <w:sz w:val="19"/>
-          <w:szCs w:val="19"/>
-        </w:rPr>
-        <w:t xml:space="preserve">r = 0</w:t>
-      </w:r>
-      <w:r>
-        <w:rPr>
-          <w:sz w:val="22"/>
-          <w:szCs w:val="22"/>
-        </w:rPr>
-        <w:t xml:space="preserve"> and </w:t>
-      </w:r>
-      <w:r>
-        <w:rPr>
-          <w:rFonts w:ascii="Roboto Mono" w:cs="Roboto Mono" w:eastAsia="Roboto Mono" w:hAnsi="Roboto Mono"/>
-          <w:sz w:val="19"/>
-          <w:szCs w:val="19"/>
-        </w:rPr>
-        <w:t xml:space="preserve">b = 1</w:t>
-      </w:r>
-      <w:r>
-        <w:rPr>
-          <w:sz w:val="22"/>
-          <w:szCs w:val="22"/>
-        </w:rPr>
-        <w:t xml:space="preserve"> and that identical </w:t>
-      </w:r>
-      <w:r>
-        <w:rPr>
-          <w:rFonts w:ascii="Roboto Mono" w:cs="Roboto Mono" w:eastAsia="Roboto Mono" w:hAnsi="Roboto Mono"/>
-          <w:sz w:val="19"/>
-          <w:szCs w:val="19"/>
-        </w:rPr>
-        <w:t xml:space="preserve">blink(...)</w:t>
-      </w:r>
-      <w:r>
-        <w:rPr>
-          <w:sz w:val="22"/>
-          <w:szCs w:val="22"/>
-        </w:rPr>
-        <w:t xml:space="preserve"> line blinks blue instead of red.</w:t>
-      </w:r>
-    </w:p>
-    <w:p>
-      <w:pPr>
-        <w:spacing w:after="120" w:line="276"/>
-      </w:pPr>
-      <w:r>
-        <w:rPr>
-          <w:sz w:val="22"/>
-          <w:szCs w:val="22"/>
-        </w:rPr>
-        <w:t xml:space="preserve">Programmers have a rule about this: never type the same number twice. Name it once instead.</w:t>
+        <w:t xml:space="preserve">Three blinks, half a second on, half a second off, red. One line does everything WORK 1 does by hand.</w:t>
       </w:r>
     </w:p>
     <w:p>
@@ -1593,19 +1454,34 @@
         <w:spacing w:after="120" w:before="260"/>
       </w:pPr>
       <w:r>
-        <w:t xml:space="preserve">7. The show repeats until you press Cancel</w:t>
-      </w:r>
-    </w:p>
-    <w:p>
-      <w:pPr>
-        <w:spacing w:after="120" w:line="276"/>
-      </w:pPr>
-      <w:r>
-        <w:rPr>
-          <w:sz w:val="22"/>
-          <w:szCs w:val="22"/>
-        </w:rPr>
-        <w:t xml:space="preserve">Everything you write sits inside a loop from P01:</w:t>
+        <w:t xml:space="preserve">Look inside a function</w:t>
+      </w:r>
+    </w:p>
+    <w:p>
+      <w:pPr>
+        <w:spacing w:after="120" w:line="276"/>
+      </w:pPr>
+      <w:r>
+        <w:rPr>
+          <w:sz w:val="22"/>
+          <w:szCs w:val="22"/>
+        </w:rPr>
+        <w:t xml:space="preserve">So far every function you called came from somewhere you cannot see. Here is one you can. This is </w:t>
+      </w:r>
+      <w:r>
+        <w:rPr>
+          <w:rFonts w:ascii="Roboto Mono" w:cs="Roboto Mono" w:eastAsia="Roboto Mono" w:hAnsi="Roboto Mono"/>
+          <w:sz w:val="19"/>
+          <w:szCs w:val="19"/>
+        </w:rPr>
+        <w:t xml:space="preserve">blink</w:t>
+      </w:r>
+      <w:r>
+        <w:rPr>
+          <w:sz w:val="22"/>
+          <w:szCs w:val="22"/>
+        </w:rPr>
+        <w:t xml:space="preserve">, near the top of your file:</w:t>
       </w:r>
     </w:p>
     <w:tbl>
@@ -1653,7 +1529,72 @@
                 <w:sz w:val="19"/>
                 <w:szCs w:val="19"/>
               </w:rPr>
-              <w:t xml:space="preserve">while not alvik.get_touch_cancel():</w:t>
+              <w:t xml:space="preserve">def blink(blinks, on_time, off_time, red, green, blue):</w:t>
+            </w:r>
+          </w:p>
+          <w:p>
+            <w:pPr>
+              <w:spacing w:after="0" w:line="240"/>
+            </w:pPr>
+            <w:r>
+              <w:rPr>
+                <w:rFonts w:ascii="Roboto Mono" w:cs="Roboto Mono" w:eastAsia="Roboto Mono" w:hAnsi="Roboto Mono"/>
+                <w:sz w:val="19"/>
+                <w:szCs w:val="19"/>
+              </w:rPr>
+              <w:t xml:space="preserve">    for _ in range(blinks):</w:t>
+            </w:r>
+          </w:p>
+          <w:p>
+            <w:pPr>
+              <w:spacing w:after="0" w:line="240"/>
+            </w:pPr>
+            <w:r>
+              <w:rPr>
+                <w:rFonts w:ascii="Roboto Mono" w:cs="Roboto Mono" w:eastAsia="Roboto Mono" w:hAnsi="Roboto Mono"/>
+                <w:sz w:val="19"/>
+                <w:szCs w:val="19"/>
+              </w:rPr>
+              <w:t xml:space="preserve">        sb.light_both_leds(red, green, blue)</w:t>
+            </w:r>
+          </w:p>
+          <w:p>
+            <w:pPr>
+              <w:spacing w:after="0" w:line="240"/>
+            </w:pPr>
+            <w:r>
+              <w:rPr>
+                <w:rFonts w:ascii="Roboto Mono" w:cs="Roboto Mono" w:eastAsia="Roboto Mono" w:hAnsi="Roboto Mono"/>
+                <w:sz w:val="19"/>
+                <w:szCs w:val="19"/>
+              </w:rPr>
+              <w:t xml:space="preserve">        time.sleep(on_time)</w:t>
+            </w:r>
+          </w:p>
+          <w:p>
+            <w:pPr>
+              <w:spacing w:after="0" w:line="240"/>
+            </w:pPr>
+            <w:r>
+              <w:rPr>
+                <w:rFonts w:ascii="Roboto Mono" w:cs="Roboto Mono" w:eastAsia="Roboto Mono" w:hAnsi="Roboto Mono"/>
+                <w:sz w:val="19"/>
+                <w:szCs w:val="19"/>
+              </w:rPr>
+              <w:t xml:space="preserve">        sb.light_both_leds(0, 0, 0)</w:t>
+            </w:r>
+          </w:p>
+          <w:p>
+            <w:pPr>
+              <w:spacing w:after="0" w:line="240"/>
+            </w:pPr>
+            <w:r>
+              <w:rPr>
+                <w:rFonts w:ascii="Roboto Mono" w:cs="Roboto Mono" w:eastAsia="Roboto Mono" w:hAnsi="Roboto Mono"/>
+                <w:sz w:val="19"/>
+                <w:szCs w:val="19"/>
+              </w:rPr>
+              <w:t xml:space="preserve">        time.sleep(off_time)</w:t>
             </w:r>
           </w:p>
         </w:tc>
@@ -1680,17 +1621,315 @@
           <w:sz w:val="22"/>
           <w:szCs w:val="22"/>
         </w:rPr>
-        <w:t xml:space="preserve">Read it out loud: while Cancel is NOT touched, keep going. So your three light patterns play, then play again, over and over, until you touch the X button on the robot. No Thonny Stop button needed.</w:t>
-      </w:r>
-    </w:p>
-    <w:p>
-      <w:pPr>
-        <w:pStyle w:val="Heading1"/>
-        <w:keepNext/>
-        <w:spacing w:after="160" w:before="340"/>
-      </w:pPr>
-      <w:r>
-        <w:t xml:space="preserve">Part 2: Do the work</w:t>
+        <w:t xml:space="preserve">Read it a piece at a time.</w:t>
+      </w:r>
+    </w:p>
+    <w:p>
+      <w:pPr>
+        <w:spacing w:after="120" w:line="276"/>
+      </w:pPr>
+      <w:r>
+        <w:rPr>
+          <w:rFonts w:ascii="Roboto Mono" w:cs="Roboto Mono" w:eastAsia="Roboto Mono" w:hAnsi="Roboto Mono"/>
+          <w:sz w:val="19"/>
+          <w:szCs w:val="19"/>
+        </w:rPr>
+        <w:t xml:space="preserve">def</w:t>
+      </w:r>
+      <w:r>
+        <w:rPr>
+          <w:sz w:val="22"/>
+          <w:szCs w:val="22"/>
+        </w:rPr>
+        <w:t xml:space="preserve"> is short for define. It means "here is a new function, and here is its name." Those lines do NOT run when Python reads them. They sit there waiting. They only run when something calls </w:t>
+      </w:r>
+      <w:r>
+        <w:rPr>
+          <w:rFonts w:ascii="Roboto Mono" w:cs="Roboto Mono" w:eastAsia="Roboto Mono" w:hAnsi="Roboto Mono"/>
+          <w:sz w:val="19"/>
+          <w:szCs w:val="19"/>
+        </w:rPr>
+        <w:t xml:space="preserve">blink(...)</w:t>
+      </w:r>
+      <w:r>
+        <w:rPr>
+          <w:sz w:val="22"/>
+          <w:szCs w:val="22"/>
+        </w:rPr>
+        <w:t xml:space="preserve">.</w:t>
+      </w:r>
+    </w:p>
+    <w:p>
+      <w:pPr>
+        <w:spacing w:after="120" w:line="276"/>
+      </w:pPr>
+      <w:r>
+        <w:rPr>
+          <w:sz w:val="22"/>
+          <w:szCs w:val="22"/>
+        </w:rPr>
+        <w:t xml:space="preserve">The six names in the parentheses are the arguments. You have already met arguments — they are the values you hand a function when you call it. The </w:t>
+      </w:r>
+      <w:r>
+        <w:rPr>
+          <w:rFonts w:ascii="Roboto Mono" w:cs="Roboto Mono" w:eastAsia="Roboto Mono" w:hAnsi="Roboto Mono"/>
+          <w:sz w:val="19"/>
+          <w:szCs w:val="19"/>
+        </w:rPr>
+        <w:t xml:space="preserve">def</w:t>
+      </w:r>
+      <w:r>
+        <w:rPr>
+          <w:sz w:val="22"/>
+          <w:szCs w:val="22"/>
+        </w:rPr>
+        <w:t xml:space="preserve"> line is where those values arrive, and these names are what the function calls them once they get there.</w:t>
+      </w:r>
+    </w:p>
+    <w:p>
+      <w:pPr>
+        <w:spacing w:after="120" w:line="276"/>
+      </w:pPr>
+      <w:r>
+        <w:rPr>
+          <w:sz w:val="22"/>
+          <w:szCs w:val="22"/>
+        </w:rPr>
+        <w:t xml:space="preserve">They hold nothing until somebody calls </w:t>
+      </w:r>
+      <w:r>
+        <w:rPr>
+          <w:rFonts w:ascii="Roboto Mono" w:cs="Roboto Mono" w:eastAsia="Roboto Mono" w:hAnsi="Roboto Mono"/>
+          <w:sz w:val="19"/>
+          <w:szCs w:val="19"/>
+        </w:rPr>
+        <w:t xml:space="preserve">blink</w:t>
+      </w:r>
+      <w:r>
+        <w:rPr>
+          <w:sz w:val="22"/>
+          <w:szCs w:val="22"/>
+        </w:rPr>
+        <w:t xml:space="preserve">. When you write </w:t>
+      </w:r>
+      <w:r>
+        <w:rPr>
+          <w:rFonts w:ascii="Roboto Mono" w:cs="Roboto Mono" w:eastAsia="Roboto Mono" w:hAnsi="Roboto Mono"/>
+          <w:sz w:val="19"/>
+          <w:szCs w:val="19"/>
+        </w:rPr>
+        <w:t xml:space="preserve">blink(3, 0.5, 0.5, 1, 0, 0)</w:t>
+      </w:r>
+      <w:r>
+        <w:rPr>
+          <w:sz w:val="22"/>
+          <w:szCs w:val="22"/>
+        </w:rPr>
+        <w:t xml:space="preserve">, Python puts 3 into </w:t>
+      </w:r>
+      <w:r>
+        <w:rPr>
+          <w:rFonts w:ascii="Roboto Mono" w:cs="Roboto Mono" w:eastAsia="Roboto Mono" w:hAnsi="Roboto Mono"/>
+          <w:sz w:val="19"/>
+          <w:szCs w:val="19"/>
+        </w:rPr>
+        <w:t xml:space="preserve">blinks</w:t>
+      </w:r>
+      <w:r>
+        <w:rPr>
+          <w:sz w:val="22"/>
+          <w:szCs w:val="22"/>
+        </w:rPr>
+        <w:t xml:space="preserve">, 0.5 into </w:t>
+      </w:r>
+      <w:r>
+        <w:rPr>
+          <w:rFonts w:ascii="Roboto Mono" w:cs="Roboto Mono" w:eastAsia="Roboto Mono" w:hAnsi="Roboto Mono"/>
+          <w:sz w:val="19"/>
+          <w:szCs w:val="19"/>
+        </w:rPr>
+        <w:t xml:space="preserve">on_time</w:t>
+      </w:r>
+      <w:r>
+        <w:rPr>
+          <w:sz w:val="22"/>
+          <w:szCs w:val="22"/>
+        </w:rPr>
+        <w:t xml:space="preserve">, 0.5 into </w:t>
+      </w:r>
+      <w:r>
+        <w:rPr>
+          <w:rFonts w:ascii="Roboto Mono" w:cs="Roboto Mono" w:eastAsia="Roboto Mono" w:hAnsi="Roboto Mono"/>
+          <w:sz w:val="19"/>
+          <w:szCs w:val="19"/>
+        </w:rPr>
+        <w:t xml:space="preserve">off_time</w:t>
+      </w:r>
+      <w:r>
+        <w:rPr>
+          <w:sz w:val="22"/>
+          <w:szCs w:val="22"/>
+        </w:rPr>
+        <w:t xml:space="preserve">, and 1, 0, 0 into </w:t>
+      </w:r>
+      <w:r>
+        <w:rPr>
+          <w:rFonts w:ascii="Roboto Mono" w:cs="Roboto Mono" w:eastAsia="Roboto Mono" w:hAnsi="Roboto Mono"/>
+          <w:sz w:val="19"/>
+          <w:szCs w:val="19"/>
+        </w:rPr>
+        <w:t xml:space="preserve">red</w:t>
+      </w:r>
+      <w:r>
+        <w:rPr>
+          <w:sz w:val="22"/>
+          <w:szCs w:val="22"/>
+        </w:rPr>
+        <w:t xml:space="preserve">, </w:t>
+      </w:r>
+      <w:r>
+        <w:rPr>
+          <w:rFonts w:ascii="Roboto Mono" w:cs="Roboto Mono" w:eastAsia="Roboto Mono" w:hAnsi="Roboto Mono"/>
+          <w:sz w:val="19"/>
+          <w:szCs w:val="19"/>
+        </w:rPr>
+        <w:t xml:space="preserve">green</w:t>
+      </w:r>
+      <w:r>
+        <w:rPr>
+          <w:sz w:val="22"/>
+          <w:szCs w:val="22"/>
+        </w:rPr>
+        <w:t xml:space="preserve"> and </w:t>
+      </w:r>
+      <w:r>
+        <w:rPr>
+          <w:rFonts w:ascii="Roboto Mono" w:cs="Roboto Mono" w:eastAsia="Roboto Mono" w:hAnsi="Roboto Mono"/>
+          <w:sz w:val="19"/>
+          <w:szCs w:val="19"/>
+        </w:rPr>
+        <w:t xml:space="preserve">blue</w:t>
+      </w:r>
+      <w:r>
+        <w:rPr>
+          <w:sz w:val="22"/>
+          <w:szCs w:val="22"/>
+        </w:rPr>
+        <w:t xml:space="preserve">. Then it runs the block underneath using those values.</w:t>
+      </w:r>
+    </w:p>
+    <w:p>
+      <w:pPr>
+        <w:spacing w:after="120" w:line="276"/>
+      </w:pPr>
+      <w:r>
+        <w:rPr>
+          <w:sz w:val="22"/>
+          <w:szCs w:val="22"/>
+        </w:rPr>
+        <w:t xml:space="preserve">The indented lines below the </w:t>
+      </w:r>
+      <w:r>
+        <w:rPr>
+          <w:rFonts w:ascii="Roboto Mono" w:cs="Roboto Mono" w:eastAsia="Roboto Mono" w:hAnsi="Roboto Mono"/>
+          <w:sz w:val="19"/>
+          <w:szCs w:val="19"/>
+        </w:rPr>
+        <w:t xml:space="preserve">def</w:t>
+      </w:r>
+      <w:r>
+        <w:rPr>
+          <w:sz w:val="22"/>
+          <w:szCs w:val="22"/>
+        </w:rPr>
+        <w:t xml:space="preserve"> are the function's block, the same idea as every other block.</w:t>
+      </w:r>
+    </w:p>
+    <w:p>
+      <w:pPr>
+        <w:spacing w:after="120" w:line="276"/>
+      </w:pPr>
+      <w:r>
+        <w:rPr>
+          <w:sz w:val="22"/>
+          <w:szCs w:val="22"/>
+        </w:rPr>
+        <w:t xml:space="preserve">Look at the ladder you now have. </w:t>
+      </w:r>
+      <w:r>
+        <w:rPr>
+          <w:rFonts w:ascii="Roboto Mono" w:cs="Roboto Mono" w:eastAsia="Roboto Mono" w:hAnsi="Roboto Mono"/>
+          <w:sz w:val="19"/>
+          <w:szCs w:val="19"/>
+        </w:rPr>
+        <w:t xml:space="preserve">set_color</w:t>
+      </w:r>
+      <w:r>
+        <w:rPr>
+          <w:sz w:val="22"/>
+          <w:szCs w:val="22"/>
+        </w:rPr>
+        <w:t xml:space="preserve"> sets one light. </w:t>
+      </w:r>
+      <w:r>
+        <w:rPr>
+          <w:rFonts w:ascii="Roboto Mono" w:cs="Roboto Mono" w:eastAsia="Roboto Mono" w:hAnsi="Roboto Mono"/>
+          <w:sz w:val="19"/>
+          <w:szCs w:val="19"/>
+        </w:rPr>
+        <w:t xml:space="preserve">sb.light_both_leds</w:t>
+      </w:r>
+      <w:r>
+        <w:rPr>
+          <w:sz w:val="22"/>
+          <w:szCs w:val="22"/>
+        </w:rPr>
+        <w:t xml:space="preserve"> sets two, and calls </w:t>
+      </w:r>
+      <w:r>
+        <w:rPr>
+          <w:rFonts w:ascii="Roboto Mono" w:cs="Roboto Mono" w:eastAsia="Roboto Mono" w:hAnsi="Roboto Mono"/>
+          <w:sz w:val="19"/>
+          <w:szCs w:val="19"/>
+        </w:rPr>
+        <w:t xml:space="preserve">set_color</w:t>
+      </w:r>
+      <w:r>
+        <w:rPr>
+          <w:sz w:val="22"/>
+          <w:szCs w:val="22"/>
+        </w:rPr>
+        <w:t xml:space="preserve"> twice to do it. </w:t>
+      </w:r>
+      <w:r>
+        <w:rPr>
+          <w:rFonts w:ascii="Roboto Mono" w:cs="Roboto Mono" w:eastAsia="Roboto Mono" w:hAnsi="Roboto Mono"/>
+          <w:sz w:val="19"/>
+          <w:szCs w:val="19"/>
+        </w:rPr>
+        <w:t xml:space="preserve">blink</w:t>
+      </w:r>
+      <w:r>
+        <w:rPr>
+          <w:sz w:val="22"/>
+          <w:szCs w:val="22"/>
+        </w:rPr>
+        <w:t xml:space="preserve"> runs a whole pattern, and calls </w:t>
+      </w:r>
+      <w:r>
+        <w:rPr>
+          <w:rFonts w:ascii="Roboto Mono" w:cs="Roboto Mono" w:eastAsia="Roboto Mono" w:hAnsi="Roboto Mono"/>
+          <w:sz w:val="19"/>
+          <w:szCs w:val="19"/>
+        </w:rPr>
+        <w:t xml:space="preserve">sb.light_both_leds</w:t>
+      </w:r>
+      <w:r>
+        <w:rPr>
+          <w:sz w:val="22"/>
+          <w:szCs w:val="22"/>
+        </w:rPr>
+        <w:t xml:space="preserve"> over and over to do that. Each one wraps up the one below it so you can say more with less typing. In P04 you write your own.</w:t>
       </w:r>
     </w:p>
     <w:p>
@@ -1700,169 +1939,46 @@
         <w:spacing w:after="120" w:before="260"/>
       </w:pPr>
       <w:r>
-        <w:t xml:space="preserve">Step 1: Set up</w:t>
-      </w:r>
-    </w:p>
-    <w:p>
-      <w:pPr>
-        <w:pStyle w:val="ListParagraph"/>
-        <w:numPr>
-          <w:ilvl w:val="0"/>
-          <w:numId w:val="3"/>
-        </w:numPr>
-        <w:spacing w:after="80" w:line="276"/>
-      </w:pPr>
-      <w:r>
-        <w:rPr>
-          <w:sz w:val="22"/>
-          <w:szCs w:val="22"/>
-        </w:rPr>
-        <w:t xml:space="preserve">Turn on your Alvik robot.</w:t>
-      </w:r>
-    </w:p>
-    <w:p>
-      <w:pPr>
-        <w:pStyle w:val="ListParagraph"/>
-        <w:numPr>
-          <w:ilvl w:val="0"/>
-          <w:numId w:val="3"/>
-        </w:numPr>
-        <w:spacing w:after="80" w:line="276"/>
-      </w:pPr>
-      <w:r>
-        <w:rPr>
-          <w:sz w:val="22"/>
-          <w:szCs w:val="22"/>
-        </w:rPr>
-        <w:t xml:space="preserve">Connect it to your Mac with the USB cable.</w:t>
-      </w:r>
-    </w:p>
-    <w:p>
-      <w:pPr>
-        <w:pStyle w:val="ListParagraph"/>
-        <w:numPr>
-          <w:ilvl w:val="0"/>
-          <w:numId w:val="3"/>
-        </w:numPr>
-        <w:spacing w:after="80" w:line="276"/>
-      </w:pPr>
-      <w:r>
-        <w:rPr>
-          <w:sz w:val="22"/>
-          <w:szCs w:val="22"/>
-        </w:rPr>
-        <w:t xml:space="preserve">Open </w:t>
-      </w:r>
-      <w:r>
-        <w:rPr>
-          <w:rFonts w:ascii="Roboto Mono" w:cs="Roboto Mono" w:eastAsia="Roboto Mono" w:hAnsi="Roboto Mono"/>
-          <w:sz w:val="19"/>
-          <w:szCs w:val="19"/>
-        </w:rPr>
-        <w:t xml:space="preserve">p02_flashing_lights.py</w:t>
-      </w:r>
-      <w:r>
-        <w:rPr>
-          <w:sz w:val="22"/>
-          <w:szCs w:val="22"/>
-        </w:rPr>
-        <w:t xml:space="preserve"> in Thonny and save your own copy to the robot, as described at the top of this guide.</w:t>
-      </w:r>
-    </w:p>
-    <w:p>
-      <w:pPr>
-        <w:spacing w:after="60"/>
-      </w:pPr>
-    </w:p>
-    <w:p>
-      <w:pPr>
-        <w:pStyle w:val="Heading2"/>
-        <w:keepNext/>
-        <w:spacing w:after="120" w:before="260"/>
-      </w:pPr>
-      <w:r>
-        <w:t xml:space="preserve">Step 2: Write your code</w:t>
-      </w:r>
-    </w:p>
-    <w:p>
-      <w:pPr>
-        <w:spacing w:after="120" w:line="276"/>
-      </w:pPr>
-      <w:r>
-        <w:rPr>
-          <w:sz w:val="22"/>
-          <w:szCs w:val="22"/>
-        </w:rPr>
-        <w:t xml:space="preserve">Look for the </w:t>
-      </w:r>
-      <w:r>
-        <w:rPr>
-          <w:rFonts w:ascii="Roboto Mono" w:cs="Roboto Mono" w:eastAsia="Roboto Mono" w:hAnsi="Roboto Mono"/>
-          <w:sz w:val="19"/>
-          <w:szCs w:val="19"/>
-        </w:rPr>
-        <w:t xml:space="preserve"># WORK</w:t>
-      </w:r>
-      <w:r>
-        <w:rPr>
-          <w:sz w:val="22"/>
-          <w:szCs w:val="22"/>
-        </w:rPr>
-        <w:t xml:space="preserve"> comments in your Python file. Do them in order. All three go inside the </w:t>
-      </w:r>
-      <w:r>
-        <w:rPr>
-          <w:rFonts w:ascii="Roboto Mono" w:cs="Roboto Mono" w:eastAsia="Roboto Mono" w:hAnsi="Roboto Mono"/>
-          <w:sz w:val="19"/>
-          <w:szCs w:val="19"/>
-        </w:rPr>
-        <w:t xml:space="preserve">while</w:t>
-      </w:r>
-      <w:r>
-        <w:rPr>
-          <w:sz w:val="22"/>
-          <w:szCs w:val="22"/>
-        </w:rPr>
-        <w:t xml:space="preserve"> loop, one after another.</w:t>
-      </w:r>
-    </w:p>
-    <w:p>
-      <w:pPr>
-        <w:spacing w:after="120" w:line="276"/>
-      </w:pPr>
-      <w:r>
-        <w:rPr>
-          <w:sz w:val="22"/>
-          <w:szCs w:val="22"/>
-        </w:rPr>
-        <w:t xml:space="preserve">WORK 1 is the blink by hand. Inside the </w:t>
-      </w:r>
-      <w:r>
-        <w:rPr>
-          <w:rFonts w:ascii="Roboto Mono" w:cs="Roboto Mono" w:eastAsia="Roboto Mono" w:hAnsi="Roboto Mono"/>
-          <w:sz w:val="19"/>
-          <w:szCs w:val="19"/>
-        </w:rPr>
-        <w:t xml:space="preserve">for</w:t>
-      </w:r>
-      <w:r>
-        <w:rPr>
-          <w:sz w:val="22"/>
-          <w:szCs w:val="22"/>
-        </w:rPr>
-        <w:t xml:space="preserve"> loop, write the four steps: on, wait, off, wait. Red, half a second each way.</w:t>
-      </w:r>
-    </w:p>
-    <w:p>
-      <w:pPr>
-        <w:spacing w:after="120" w:line="276"/>
-      </w:pPr>
-      <w:r>
-        <w:rPr>
-          <w:sz w:val="22"/>
-          <w:szCs w:val="22"/>
-        </w:rPr>
-        <w:t xml:space="preserve">WORK 2 is where the real lesson starts. Make five variables of your own and pick your own numbers:</w:t>
+        <w:t xml:space="preserve">Variables: Storing numbers using names</w:t>
+      </w:r>
+    </w:p>
+    <w:p>
+      <w:pPr>
+        <w:spacing w:after="120" w:line="276"/>
+      </w:pPr>
+      <w:r>
+        <w:rPr>
+          <w:sz w:val="22"/>
+          <w:szCs w:val="22"/>
+        </w:rPr>
+        <w:t xml:space="preserve">That </w:t>
+      </w:r>
+      <w:r>
+        <w:rPr>
+          <w:rFonts w:ascii="Roboto Mono" w:cs="Roboto Mono" w:eastAsia="Roboto Mono" w:hAnsi="Roboto Mono"/>
+          <w:sz w:val="19"/>
+          <w:szCs w:val="19"/>
+        </w:rPr>
+        <w:t xml:space="preserve">blink(3, 0.5, 0.5, 1, 0, 0)</w:t>
+      </w:r>
+      <w:r>
+        <w:rPr>
+          <w:sz w:val="22"/>
+          <w:szCs w:val="22"/>
+        </w:rPr>
+        <w:t xml:space="preserve"> line works, but look at it. Six bare numbers in a row. Which one is the color? Which is the speed? You have to count positions to find out.</w:t>
+      </w:r>
+    </w:p>
+    <w:p>
+      <w:pPr>
+        <w:spacing w:after="120" w:line="276"/>
+      </w:pPr>
+      <w:r>
+        <w:rPr>
+          <w:sz w:val="22"/>
+          <w:szCs w:val="22"/>
+        </w:rPr>
+        <w:t xml:space="preserve">A variable is a name for a value. You write the value once and use the name after that:</w:t>
       </w:r>
     </w:p>
     <w:tbl>
@@ -1936,33 +2052,59 @@
                 <w:sz w:val="19"/>
                 <w:szCs w:val="19"/>
               </w:rPr>
-              <w:t xml:space="preserve">r = 1</w:t>
-            </w:r>
-          </w:p>
-          <w:p>
-            <w:pPr>
-              <w:spacing w:after="0" w:line="240"/>
-            </w:pPr>
-            <w:r>
-              <w:rPr>
-                <w:rFonts w:ascii="Roboto Mono" w:cs="Roboto Mono" w:eastAsia="Roboto Mono" w:hAnsi="Roboto Mono"/>
-                <w:sz w:val="19"/>
-                <w:szCs w:val="19"/>
-              </w:rPr>
-              <w:t xml:space="preserve">g = 0</w:t>
-            </w:r>
-          </w:p>
-          <w:p>
-            <w:pPr>
-              <w:spacing w:after="0" w:line="240"/>
-            </w:pPr>
-            <w:r>
-              <w:rPr>
-                <w:rFonts w:ascii="Roboto Mono" w:cs="Roboto Mono" w:eastAsia="Roboto Mono" w:hAnsi="Roboto Mono"/>
-                <w:sz w:val="19"/>
-                <w:szCs w:val="19"/>
-              </w:rPr>
-              <w:t xml:space="preserve">b = 0</w:t>
+              <w:t xml:space="preserve">red = 1</w:t>
+            </w:r>
+          </w:p>
+          <w:p>
+            <w:pPr>
+              <w:spacing w:after="0" w:line="240"/>
+            </w:pPr>
+            <w:r>
+              <w:rPr>
+                <w:rFonts w:ascii="Roboto Mono" w:cs="Roboto Mono" w:eastAsia="Roboto Mono" w:hAnsi="Roboto Mono"/>
+                <w:sz w:val="19"/>
+                <w:szCs w:val="19"/>
+              </w:rPr>
+              <w:t xml:space="preserve">green = 0</w:t>
+            </w:r>
+          </w:p>
+          <w:p>
+            <w:pPr>
+              <w:spacing w:after="0" w:line="240"/>
+            </w:pPr>
+            <w:r>
+              <w:rPr>
+                <w:rFonts w:ascii="Roboto Mono" w:cs="Roboto Mono" w:eastAsia="Roboto Mono" w:hAnsi="Roboto Mono"/>
+                <w:sz w:val="19"/>
+                <w:szCs w:val="19"/>
+              </w:rPr>
+              <w:t xml:space="preserve">blue = 0</w:t>
+            </w:r>
+          </w:p>
+          <w:p>
+            <w:pPr>
+              <w:spacing w:after="0" w:line="240"/>
+            </w:pPr>
+            <w:r>
+              <w:rPr>
+                <w:rFonts w:ascii="Roboto Mono" w:cs="Roboto Mono" w:eastAsia="Roboto Mono" w:hAnsi="Roboto Mono"/>
+                <w:sz w:val="19"/>
+                <w:szCs w:val="19"/>
+              </w:rPr>
+              <w:t xml:space="preserve"> </w:t>
+            </w:r>
+          </w:p>
+          <w:p>
+            <w:pPr>
+              <w:spacing w:after="0" w:line="240"/>
+            </w:pPr>
+            <w:r>
+              <w:rPr>
+                <w:rFonts w:ascii="Roboto Mono" w:cs="Roboto Mono" w:eastAsia="Roboto Mono" w:hAnsi="Roboto Mono"/>
+                <w:sz w:val="19"/>
+                <w:szCs w:val="19"/>
+              </w:rPr>
+              <w:t xml:space="preserve">blink(3, on_time, off_time, red, green, blue)</w:t>
             </w:r>
           </w:p>
         </w:tc>
@@ -1989,7 +2131,86 @@
           <w:sz w:val="22"/>
           <w:szCs w:val="22"/>
         </w:rPr>
-        <w:t xml:space="preserve">Then blink three times using the names, not numbers:</w:t>
+        <w:t xml:space="preserve">Now the line reads like a sentence. And here is the part that matters: change a variable, and the same call does something different. Set </w:t>
+      </w:r>
+      <w:r>
+        <w:rPr>
+          <w:rFonts w:ascii="Roboto Mono" w:cs="Roboto Mono" w:eastAsia="Roboto Mono" w:hAnsi="Roboto Mono"/>
+          <w:sz w:val="19"/>
+          <w:szCs w:val="19"/>
+        </w:rPr>
+        <w:t xml:space="preserve">red = 0</w:t>
+      </w:r>
+      <w:r>
+        <w:rPr>
+          <w:sz w:val="22"/>
+          <w:szCs w:val="22"/>
+        </w:rPr>
+        <w:t xml:space="preserve"> and </w:t>
+      </w:r>
+      <w:r>
+        <w:rPr>
+          <w:rFonts w:ascii="Roboto Mono" w:cs="Roboto Mono" w:eastAsia="Roboto Mono" w:hAnsi="Roboto Mono"/>
+          <w:sz w:val="19"/>
+          <w:szCs w:val="19"/>
+        </w:rPr>
+        <w:t xml:space="preserve">blue = 1</w:t>
+      </w:r>
+      <w:r>
+        <w:rPr>
+          <w:sz w:val="22"/>
+          <w:szCs w:val="22"/>
+        </w:rPr>
+        <w:t xml:space="preserve"> and that identical </w:t>
+      </w:r>
+      <w:r>
+        <w:rPr>
+          <w:rFonts w:ascii="Roboto Mono" w:cs="Roboto Mono" w:eastAsia="Roboto Mono" w:hAnsi="Roboto Mono"/>
+          <w:sz w:val="19"/>
+          <w:szCs w:val="19"/>
+        </w:rPr>
+        <w:t xml:space="preserve">blink(...)</w:t>
+      </w:r>
+      <w:r>
+        <w:rPr>
+          <w:sz w:val="22"/>
+          <w:szCs w:val="22"/>
+        </w:rPr>
+        <w:t xml:space="preserve"> line blinks blue instead of red.</w:t>
+      </w:r>
+    </w:p>
+    <w:p>
+      <w:pPr>
+        <w:spacing w:after="120" w:line="276"/>
+      </w:pPr>
+      <w:r>
+        <w:rPr>
+          <w:sz w:val="22"/>
+          <w:szCs w:val="22"/>
+        </w:rPr>
+        <w:t xml:space="preserve">Programmers have a rule about this: never type the same number twice. Name it once instead.</w:t>
+      </w:r>
+    </w:p>
+    <w:p>
+      <w:pPr>
+        <w:pStyle w:val="Heading2"/>
+        <w:keepNext/>
+        <w:spacing w:after="120" w:before="260"/>
+      </w:pPr>
+      <w:r>
+        <w:t xml:space="preserve">The show repeats until you touch Cancel</w:t>
+      </w:r>
+    </w:p>
+    <w:p>
+      <w:pPr>
+        <w:spacing w:after="120" w:line="276"/>
+      </w:pPr>
+      <w:r>
+        <w:rPr>
+          <w:sz w:val="22"/>
+          <w:szCs w:val="22"/>
+        </w:rPr>
+        <w:t xml:space="preserve">Everything you write sits inside a loop:</w:t>
       </w:r>
     </w:p>
     <w:tbl>
@@ -2037,7 +2258,7 @@
                 <w:sz w:val="19"/>
                 <w:szCs w:val="19"/>
               </w:rPr>
-              <w:t xml:space="preserve">blink(3, on_time, off_time, r, g, b)</w:t>
+              <w:t xml:space="preserve">while not sb.held('cancel'):</w:t>
             </w:r>
           </w:p>
         </w:tc>
@@ -2064,34 +2285,17 @@
           <w:sz w:val="22"/>
           <w:szCs w:val="22"/>
         </w:rPr>
-        <w:t xml:space="preserve">WORK 3 is the payoff. Give those same five variables new values. Pick a different color. Make it faster or slower. Then call </w:t>
-      </w:r>
-      <w:r>
-        <w:rPr>
-          <w:rFonts w:ascii="Roboto Mono" w:cs="Roboto Mono" w:eastAsia="Roboto Mono" w:hAnsi="Roboto Mono"/>
-          <w:sz w:val="19"/>
-          <w:szCs w:val="19"/>
-        </w:rPr>
-        <w:t xml:space="preserve">blink</w:t>
-      </w:r>
-      <w:r>
-        <w:rPr>
-          <w:sz w:val="22"/>
-          <w:szCs w:val="22"/>
-        </w:rPr>
-        <w:t xml:space="preserve"> again with a line that is character-for-character identical to the one in WORK 2.</w:t>
-      </w:r>
-    </w:p>
-    <w:p>
-      <w:pPr>
-        <w:spacing w:after="120" w:line="276"/>
-      </w:pPr>
-      <w:r>
-        <w:rPr>
-          <w:sz w:val="22"/>
-          <w:szCs w:val="22"/>
-        </w:rPr>
-        <w:t xml:space="preserve">Two calls that look exactly the same, doing two different things, because the variables changed in between.</w:t>
+        <w:t xml:space="preserve">Read it out loud: while Cancel is NOT held, keep going. So your three light patterns play, then play again, over and over, until you touch the Cancel pad on the robot. No Thonny Stop button needed.</w:t>
+      </w:r>
+    </w:p>
+    <w:p>
+      <w:pPr>
+        <w:pStyle w:val="Heading1"/>
+        <w:keepNext/>
+        <w:spacing w:after="160" w:before="340"/>
+      </w:pPr>
+      <w:r>
+        <w:t xml:space="preserve">Part 2: Do the work</w:t>
       </w:r>
     </w:p>
     <w:p>
@@ -2101,100 +2305,90 @@
         <w:spacing w:after="120" w:before="260"/>
       </w:pPr>
       <w:r>
-        <w:t xml:space="preserve">Step 3: Worksheet and check off</w:t>
-      </w:r>
-    </w:p>
-    <w:p>
-      <w:pPr>
-        <w:spacing w:after="120" w:line="276"/>
-      </w:pPr>
-      <w:r>
-        <w:rPr>
-          <w:sz w:val="22"/>
-          <w:szCs w:val="22"/>
-        </w:rPr>
-        <w:t xml:space="preserve">One run shows all three, in order, over and over until you touch Cancel: three red blinks by hand, then your WORK 2 blink, then your WORK 3 blink.</w:t>
-      </w:r>
-    </w:p>
-    <w:p>
-      <w:pPr>
-        <w:spacing w:after="120" w:line="276"/>
-      </w:pPr>
-      <w:r>
-        <w:rPr>
-          <w:sz w:val="22"/>
-          <w:szCs w:val="22"/>
-        </w:rPr>
-        <w:t xml:space="preserve">Part A of the worksheet has three WORK boxes and a FLEX box. Those match the </w:t>
-      </w:r>
-      <w:r>
-        <w:rPr>
-          <w:rFonts w:ascii="Roboto Mono" w:cs="Roboto Mono" w:eastAsia="Roboto Mono" w:hAnsi="Roboto Mono"/>
-          <w:sz w:val="19"/>
-          <w:szCs w:val="19"/>
-        </w:rPr>
-        <w:t xml:space="preserve"># WORK</w:t>
-      </w:r>
-      <w:r>
-        <w:rPr>
-          <w:sz w:val="22"/>
-          <w:szCs w:val="22"/>
-        </w:rPr>
-        <w:t xml:space="preserve"> and </w:t>
-      </w:r>
-      <w:r>
-        <w:rPr>
-          <w:rFonts w:ascii="Roboto Mono" w:cs="Roboto Mono" w:eastAsia="Roboto Mono" w:hAnsi="Roboto Mono"/>
-          <w:sz w:val="19"/>
-          <w:szCs w:val="19"/>
-        </w:rPr>
-        <w:t xml:space="preserve"># FLEX</w:t>
-      </w:r>
-      <w:r>
-        <w:rPr>
-          <w:sz w:val="22"/>
-          <w:szCs w:val="22"/>
-        </w:rPr>
-        <w:t xml:space="preserve"> comments in your Python file. Copy the key line or lines from each one into its box. If you skipped the flex, leave the FLEX box empty.</w:t>
-      </w:r>
-    </w:p>
-    <w:p>
-      <w:pPr>
-        <w:spacing w:after="120" w:line="276"/>
-      </w:pPr>
-      <w:r>
-        <w:rPr>
-          <w:sz w:val="22"/>
-          <w:szCs w:val="22"/>
-        </w:rPr>
-        <w:t xml:space="preserve">For WORK 3, copy your five changed variables into the box, plus the </w:t>
-      </w:r>
-      <w:r>
-        <w:rPr>
-          <w:rFonts w:ascii="Roboto Mono" w:cs="Roboto Mono" w:eastAsia="Roboto Mono" w:hAnsi="Roboto Mono"/>
-          <w:sz w:val="19"/>
-          <w:szCs w:val="19"/>
-        </w:rPr>
-        <w:t xml:space="preserve">blink</w:t>
-      </w:r>
-      <w:r>
-        <w:rPr>
-          <w:sz w:val="22"/>
-          <w:szCs w:val="22"/>
-        </w:rPr>
-        <w:t xml:space="preserve"> call. That is the answer.</w:t>
-      </w:r>
-    </w:p>
-    <w:p>
-      <w:pPr>
-        <w:spacing w:after="120" w:line="276"/>
-      </w:pPr>
-      <w:r>
-        <w:rPr>
-          <w:sz w:val="22"/>
-          <w:szCs w:val="22"/>
-        </w:rPr>
-        <w:t xml:space="preserve">There is one checkoff. You run your finished file once and it shows everything you built. Nothing gets erased or commented out along the way. You get 19 points for doing the work, or 20 if you did the flex. Late work is your points times 0.9. A missing robot or a missing worksheet is a 0 and a redo. This class is self-paced, so work as fast as you want, but watch the due dates. Finish all fourteen projects and you unlock the Lego and servo bin.</w:t>
+        <w:t xml:space="preserve">Step 1: Set up</w:t>
+      </w:r>
+    </w:p>
+    <w:p>
+      <w:pPr>
+        <w:pStyle w:val="ListParagraph"/>
+        <w:numPr>
+          <w:ilvl w:val="0"/>
+          <w:numId w:val="3"/>
+        </w:numPr>
+        <w:spacing w:after="80" w:line="276"/>
+      </w:pPr>
+      <w:r>
+        <w:rPr>
+          <w:sz w:val="22"/>
+          <w:szCs w:val="22"/>
+        </w:rPr>
+        <w:t xml:space="preserve">Turn on your Alvik robot.</w:t>
+      </w:r>
+    </w:p>
+    <w:p>
+      <w:pPr>
+        <w:pStyle w:val="ListParagraph"/>
+        <w:numPr>
+          <w:ilvl w:val="0"/>
+          <w:numId w:val="3"/>
+        </w:numPr>
+        <w:spacing w:after="80" w:line="276"/>
+      </w:pPr>
+      <w:r>
+        <w:rPr>
+          <w:sz w:val="22"/>
+          <w:szCs w:val="22"/>
+        </w:rPr>
+        <w:t xml:space="preserve">Connect it to your Mac with the USB cable.</w:t>
+      </w:r>
+    </w:p>
+    <w:p>
+      <w:pPr>
+        <w:pStyle w:val="ListParagraph"/>
+        <w:numPr>
+          <w:ilvl w:val="0"/>
+          <w:numId w:val="3"/>
+        </w:numPr>
+        <w:spacing w:after="80" w:line="276"/>
+      </w:pPr>
+      <w:r>
+        <w:rPr>
+          <w:sz w:val="22"/>
+          <w:szCs w:val="22"/>
+        </w:rPr>
+        <w:t xml:space="preserve">Open </w:t>
+      </w:r>
+      <w:r>
+        <w:rPr>
+          <w:rFonts w:ascii="Roboto Mono" w:cs="Roboto Mono" w:eastAsia="Roboto Mono" w:hAnsi="Roboto Mono"/>
+          <w:sz w:val="19"/>
+          <w:szCs w:val="19"/>
+        </w:rPr>
+        <w:t xml:space="preserve">p02_flashing_lights.py</w:t>
+      </w:r>
+      <w:r>
+        <w:rPr>
+          <w:sz w:val="22"/>
+          <w:szCs w:val="22"/>
+        </w:rPr>
+        <w:t xml:space="preserve"> in Thonny and save your own copy to the robot, as described at the top of this guide.</w:t>
+      </w:r>
+    </w:p>
+    <w:p>
+      <w:pPr>
+        <w:spacing w:after="60"/>
+      </w:pPr>
+    </w:p>
+    <w:p>
+      <w:pPr>
+        <w:spacing w:after="120" w:line="276"/>
+      </w:pPr>
+      <w:r>
+        <w:rPr>
+          <w:sz w:val="22"/>
+          <w:szCs w:val="22"/>
+        </w:rPr>
+        <w:t xml:space="preserve">Run it before you type anything. You should get version numbers in the Shell and nothing else. That means the suit is on and the file is ready.</w:t>
       </w:r>
     </w:p>
     <w:p>
@@ -2204,6 +2398,700 @@
         <w:spacing w:after="120" w:before="260"/>
       </w:pPr>
       <w:r>
+        <w:t xml:space="preserve">Step 2: Type in WORK 1</w:t>
+      </w:r>
+    </w:p>
+    <w:p>
+      <w:pPr>
+        <w:spacing w:after="120" w:line="276"/>
+      </w:pPr>
+      <w:r>
+        <w:rPr>
+          <w:sz w:val="22"/>
+          <w:szCs w:val="22"/>
+        </w:rPr>
+        <w:t xml:space="preserve">This is the four-step blink, written out the long way, inside a loop that runs it three times. Red, half a second on, half a second off.</w:t>
+      </w:r>
+    </w:p>
+    <w:p>
+      <w:pPr>
+        <w:spacing w:after="120" w:line="276"/>
+      </w:pPr>
+      <w:r>
+        <w:rPr>
+          <w:sz w:val="22"/>
+          <w:szCs w:val="22"/>
+        </w:rPr>
+        <w:t xml:space="preserve">Find the </w:t>
+      </w:r>
+      <w:r>
+        <w:rPr>
+          <w:rFonts w:ascii="Roboto Mono" w:cs="Roboto Mono" w:eastAsia="Roboto Mono" w:hAnsi="Roboto Mono"/>
+          <w:sz w:val="19"/>
+          <w:szCs w:val="19"/>
+        </w:rPr>
+        <w:t xml:space="preserve"># WORK 1</w:t>
+      </w:r>
+      <w:r>
+        <w:rPr>
+          <w:sz w:val="22"/>
+          <w:szCs w:val="22"/>
+        </w:rPr>
+        <w:t xml:space="preserve"> comment. The </w:t>
+      </w:r>
+      <w:r>
+        <w:rPr>
+          <w:rFonts w:ascii="Roboto Mono" w:cs="Roboto Mono" w:eastAsia="Roboto Mono" w:hAnsi="Roboto Mono"/>
+          <w:sz w:val="19"/>
+          <w:szCs w:val="19"/>
+        </w:rPr>
+        <w:t xml:space="preserve">for</w:t>
+      </w:r>
+      <w:r>
+        <w:rPr>
+          <w:sz w:val="22"/>
+          <w:szCs w:val="22"/>
+        </w:rPr>
+        <w:t xml:space="preserve"> line is already there. Type these four lines where the </w:t>
+      </w:r>
+      <w:r>
+        <w:rPr>
+          <w:rFonts w:ascii="Roboto Mono" w:cs="Roboto Mono" w:eastAsia="Roboto Mono" w:hAnsi="Roboto Mono"/>
+          <w:sz w:val="19"/>
+          <w:szCs w:val="19"/>
+        </w:rPr>
+        <w:t xml:space="preserve">pass</w:t>
+      </w:r>
+      <w:r>
+        <w:rPr>
+          <w:sz w:val="22"/>
+          <w:szCs w:val="22"/>
+        </w:rPr>
+        <w:t xml:space="preserve"> line is, then delete the </w:t>
+      </w:r>
+      <w:r>
+        <w:rPr>
+          <w:rFonts w:ascii="Roboto Mono" w:cs="Roboto Mono" w:eastAsia="Roboto Mono" w:hAnsi="Roboto Mono"/>
+          <w:sz w:val="19"/>
+          <w:szCs w:val="19"/>
+        </w:rPr>
+        <w:t xml:space="preserve">pass</w:t>
+      </w:r>
+      <w:r>
+        <w:rPr>
+          <w:sz w:val="22"/>
+          <w:szCs w:val="22"/>
+        </w:rPr>
+        <w:t xml:space="preserve"> line:</w:t>
+      </w:r>
+    </w:p>
+    <w:tbl>
+      <w:tblPr>
+        <w:tblW w:type="dxa" w:w="9360"/>
+        <w:tblBorders>
+          <w:top w:val="single" w:color="auto" w:sz="4"/>
+          <w:left w:val="single" w:color="auto" w:sz="4"/>
+          <w:bottom w:val="single" w:color="auto" w:sz="4"/>
+          <w:right w:val="single" w:color="auto" w:sz="4"/>
+          <w:insideH w:val="single" w:color="auto" w:sz="4"/>
+          <w:insideV w:val="single" w:color="auto" w:sz="4"/>
+        </w:tblBorders>
+      </w:tblPr>
+      <w:tblGrid>
+        <w:gridCol w:w="9360"/>
+      </w:tblGrid>
+      <w:tr>
+        <w:trPr>
+          <w:cantSplit/>
+        </w:trPr>
+        <w:tc>
+          <w:tcPr>
+            <w:tcW w:type="dxa" w:w="9360"/>
+            <w:tcBorders>
+              <w:top w:val="single" w:color="9A9A9A" w:sz="4"/>
+              <w:left w:val="single" w:color="9A9A9A" w:sz="4"/>
+              <w:bottom w:val="single" w:color="9A9A9A" w:sz="4"/>
+              <w:right w:val="single" w:color="9A9A9A" w:sz="4"/>
+            </w:tcBorders>
+            <w:tcMar>
+              <w:top w:type="dxa" w:w="120"/>
+              <w:left w:type="dxa" w:w="180"/>
+              <w:bottom w:type="dxa" w:w="120"/>
+              <w:right w:type="dxa" w:w="180"/>
+            </w:tcMar>
+          </w:tcPr>
+          <w:p>
+            <w:pPr>
+              <w:spacing w:after="0" w:line="240"/>
+            </w:pPr>
+            <w:r>
+              <w:rPr>
+                <w:rFonts w:ascii="Roboto Mono" w:cs="Roboto Mono" w:eastAsia="Roboto Mono" w:hAnsi="Roboto Mono"/>
+                <w:sz w:val="19"/>
+                <w:szCs w:val="19"/>
+              </w:rPr>
+              <w:t xml:space="preserve">sb.light_both_leds(1, 0, 0)</w:t>
+            </w:r>
+          </w:p>
+          <w:p>
+            <w:pPr>
+              <w:spacing w:after="0" w:line="240"/>
+            </w:pPr>
+            <w:r>
+              <w:rPr>
+                <w:rFonts w:ascii="Roboto Mono" w:cs="Roboto Mono" w:eastAsia="Roboto Mono" w:hAnsi="Roboto Mono"/>
+                <w:sz w:val="19"/>
+                <w:szCs w:val="19"/>
+              </w:rPr>
+              <w:t xml:space="preserve">time.sleep(0.5)</w:t>
+            </w:r>
+          </w:p>
+          <w:p>
+            <w:pPr>
+              <w:spacing w:after="0" w:line="240"/>
+            </w:pPr>
+            <w:r>
+              <w:rPr>
+                <w:rFonts w:ascii="Roboto Mono" w:cs="Roboto Mono" w:eastAsia="Roboto Mono" w:hAnsi="Roboto Mono"/>
+                <w:sz w:val="19"/>
+                <w:szCs w:val="19"/>
+              </w:rPr>
+              <w:t xml:space="preserve">sb.light_both_leds(0, 0, 0)</w:t>
+            </w:r>
+          </w:p>
+          <w:p>
+            <w:pPr>
+              <w:spacing w:after="0" w:line="240"/>
+            </w:pPr>
+            <w:r>
+              <w:rPr>
+                <w:rFonts w:ascii="Roboto Mono" w:cs="Roboto Mono" w:eastAsia="Roboto Mono" w:hAnsi="Roboto Mono"/>
+                <w:sz w:val="19"/>
+                <w:szCs w:val="19"/>
+              </w:rPr>
+              <w:t xml:space="preserve">time.sleep(0.5)</w:t>
+            </w:r>
+          </w:p>
+        </w:tc>
+      </w:tr>
+    </w:tbl>
+    <w:p>
+      <w:pPr>
+        <w:spacing w:after="60" w:line="120"/>
+      </w:pPr>
+      <w:r>
+        <w:rPr>
+          <w:sz w:val="8"/>
+          <w:szCs w:val="8"/>
+        </w:rPr>
+        <w:t xml:space="preserve"/>
+      </w:r>
+    </w:p>
+    <w:p>
+      <w:pPr>
+        <w:spacing w:after="120" w:line="276"/>
+      </w:pPr>
+      <w:r>
+        <w:rPr>
+          <w:sz w:val="22"/>
+          <w:szCs w:val="22"/>
+        </w:rPr>
+        <w:t xml:space="preserve">Run it. Both lights blink red three times, then the whole thing starts over, because of the </w:t>
+      </w:r>
+      <w:r>
+        <w:rPr>
+          <w:rFonts w:ascii="Roboto Mono" w:cs="Roboto Mono" w:eastAsia="Roboto Mono" w:hAnsi="Roboto Mono"/>
+          <w:sz w:val="19"/>
+          <w:szCs w:val="19"/>
+        </w:rPr>
+        <w:t xml:space="preserve">while</w:t>
+      </w:r>
+      <w:r>
+        <w:rPr>
+          <w:sz w:val="22"/>
+          <w:szCs w:val="22"/>
+        </w:rPr>
+        <w:t xml:space="preserve"> loop around it.</w:t>
+      </w:r>
+    </w:p>
+    <w:p>
+      <w:pPr>
+        <w:pStyle w:val="Heading2"/>
+        <w:keepNext/>
+        <w:spacing w:after="120" w:before="260"/>
+      </w:pPr>
+      <w:r>
+        <w:t xml:space="preserve">Step 3: Type in WORK 2</w:t>
+      </w:r>
+    </w:p>
+    <w:p>
+      <w:pPr>
+        <w:spacing w:after="120" w:line="276"/>
+      </w:pPr>
+      <w:r>
+        <w:rPr>
+          <w:sz w:val="22"/>
+          <w:szCs w:val="22"/>
+        </w:rPr>
+        <w:t xml:space="preserve">Now the same blink, but driven by names instead of bare numbers, and run with a single call.</w:t>
+      </w:r>
+    </w:p>
+    <w:p>
+      <w:pPr>
+        <w:spacing w:after="120" w:line="276"/>
+      </w:pPr>
+      <w:r>
+        <w:rPr>
+          <w:sz w:val="22"/>
+          <w:szCs w:val="22"/>
+        </w:rPr>
+        <w:t xml:space="preserve">Find the </w:t>
+      </w:r>
+      <w:r>
+        <w:rPr>
+          <w:rFonts w:ascii="Roboto Mono" w:cs="Roboto Mono" w:eastAsia="Roboto Mono" w:hAnsi="Roboto Mono"/>
+          <w:sz w:val="19"/>
+          <w:szCs w:val="19"/>
+        </w:rPr>
+        <w:t xml:space="preserve"># WORK 2</w:t>
+      </w:r>
+      <w:r>
+        <w:rPr>
+          <w:sz w:val="22"/>
+          <w:szCs w:val="22"/>
+        </w:rPr>
+        <w:t xml:space="preserve"> comment and type this underneath it:</w:t>
+      </w:r>
+    </w:p>
+    <w:tbl>
+      <w:tblPr>
+        <w:tblW w:type="dxa" w:w="9360"/>
+        <w:tblBorders>
+          <w:top w:val="single" w:color="auto" w:sz="4"/>
+          <w:left w:val="single" w:color="auto" w:sz="4"/>
+          <w:bottom w:val="single" w:color="auto" w:sz="4"/>
+          <w:right w:val="single" w:color="auto" w:sz="4"/>
+          <w:insideH w:val="single" w:color="auto" w:sz="4"/>
+          <w:insideV w:val="single" w:color="auto" w:sz="4"/>
+        </w:tblBorders>
+      </w:tblPr>
+      <w:tblGrid>
+        <w:gridCol w:w="9360"/>
+      </w:tblGrid>
+      <w:tr>
+        <w:trPr>
+          <w:cantSplit/>
+        </w:trPr>
+        <w:tc>
+          <w:tcPr>
+            <w:tcW w:type="dxa" w:w="9360"/>
+            <w:tcBorders>
+              <w:top w:val="single" w:color="9A9A9A" w:sz="4"/>
+              <w:left w:val="single" w:color="9A9A9A" w:sz="4"/>
+              <w:bottom w:val="single" w:color="9A9A9A" w:sz="4"/>
+              <w:right w:val="single" w:color="9A9A9A" w:sz="4"/>
+            </w:tcBorders>
+            <w:tcMar>
+              <w:top w:type="dxa" w:w="120"/>
+              <w:left w:type="dxa" w:w="180"/>
+              <w:bottom w:type="dxa" w:w="120"/>
+              <w:right w:type="dxa" w:w="180"/>
+            </w:tcMar>
+          </w:tcPr>
+          <w:p>
+            <w:pPr>
+              <w:spacing w:after="0" w:line="240"/>
+            </w:pPr>
+            <w:r>
+              <w:rPr>
+                <w:rFonts w:ascii="Roboto Mono" w:cs="Roboto Mono" w:eastAsia="Roboto Mono" w:hAnsi="Roboto Mono"/>
+                <w:sz w:val="19"/>
+                <w:szCs w:val="19"/>
+              </w:rPr>
+              <w:t xml:space="preserve">on_time  = 0.5</w:t>
+            </w:r>
+          </w:p>
+          <w:p>
+            <w:pPr>
+              <w:spacing w:after="0" w:line="240"/>
+            </w:pPr>
+            <w:r>
+              <w:rPr>
+                <w:rFonts w:ascii="Roboto Mono" w:cs="Roboto Mono" w:eastAsia="Roboto Mono" w:hAnsi="Roboto Mono"/>
+                <w:sz w:val="19"/>
+                <w:szCs w:val="19"/>
+              </w:rPr>
+              <w:t xml:space="preserve">off_time = 0.5</w:t>
+            </w:r>
+          </w:p>
+          <w:p>
+            <w:pPr>
+              <w:spacing w:after="0" w:line="240"/>
+            </w:pPr>
+            <w:r>
+              <w:rPr>
+                <w:rFonts w:ascii="Roboto Mono" w:cs="Roboto Mono" w:eastAsia="Roboto Mono" w:hAnsi="Roboto Mono"/>
+                <w:sz w:val="19"/>
+                <w:szCs w:val="19"/>
+              </w:rPr>
+              <w:t xml:space="preserve">red = 1</w:t>
+            </w:r>
+          </w:p>
+          <w:p>
+            <w:pPr>
+              <w:spacing w:after="0" w:line="240"/>
+            </w:pPr>
+            <w:r>
+              <w:rPr>
+                <w:rFonts w:ascii="Roboto Mono" w:cs="Roboto Mono" w:eastAsia="Roboto Mono" w:hAnsi="Roboto Mono"/>
+                <w:sz w:val="19"/>
+                <w:szCs w:val="19"/>
+              </w:rPr>
+              <w:t xml:space="preserve">green = 0</w:t>
+            </w:r>
+          </w:p>
+          <w:p>
+            <w:pPr>
+              <w:spacing w:after="0" w:line="240"/>
+            </w:pPr>
+            <w:r>
+              <w:rPr>
+                <w:rFonts w:ascii="Roboto Mono" w:cs="Roboto Mono" w:eastAsia="Roboto Mono" w:hAnsi="Roboto Mono"/>
+                <w:sz w:val="19"/>
+                <w:szCs w:val="19"/>
+              </w:rPr>
+              <w:t xml:space="preserve">blue = 0</w:t>
+            </w:r>
+          </w:p>
+          <w:p>
+            <w:pPr>
+              <w:spacing w:after="0" w:line="240"/>
+            </w:pPr>
+            <w:r>
+              <w:rPr>
+                <w:rFonts w:ascii="Roboto Mono" w:cs="Roboto Mono" w:eastAsia="Roboto Mono" w:hAnsi="Roboto Mono"/>
+                <w:sz w:val="19"/>
+                <w:szCs w:val="19"/>
+              </w:rPr>
+              <w:t xml:space="preserve"> </w:t>
+            </w:r>
+          </w:p>
+          <w:p>
+            <w:pPr>
+              <w:spacing w:after="0" w:line="240"/>
+            </w:pPr>
+            <w:r>
+              <w:rPr>
+                <w:rFonts w:ascii="Roboto Mono" w:cs="Roboto Mono" w:eastAsia="Roboto Mono" w:hAnsi="Roboto Mono"/>
+                <w:sz w:val="19"/>
+                <w:szCs w:val="19"/>
+              </w:rPr>
+              <w:t xml:space="preserve">blink(3, on_time, off_time, red, green, blue)</w:t>
+            </w:r>
+          </w:p>
+        </w:tc>
+      </w:tr>
+    </w:tbl>
+    <w:p>
+      <w:pPr>
+        <w:spacing w:after="60" w:line="120"/>
+      </w:pPr>
+      <w:r>
+        <w:rPr>
+          <w:sz w:val="8"/>
+          <w:szCs w:val="8"/>
+        </w:rPr>
+        <w:t xml:space="preserve"/>
+      </w:r>
+    </w:p>
+    <w:p>
+      <w:pPr>
+        <w:spacing w:after="120" w:line="276"/>
+      </w:pPr>
+      <w:r>
+        <w:rPr>
+          <w:sz w:val="22"/>
+          <w:szCs w:val="22"/>
+        </w:rPr>
+        <w:t xml:space="preserve">Then change the five numbers to whatever you want. Pick a color. Pick a speed. The </w:t>
+      </w:r>
+      <w:r>
+        <w:rPr>
+          <w:rFonts w:ascii="Roboto Mono" w:cs="Roboto Mono" w:eastAsia="Roboto Mono" w:hAnsi="Roboto Mono"/>
+          <w:sz w:val="19"/>
+          <w:szCs w:val="19"/>
+        </w:rPr>
+        <w:t xml:space="preserve">blink</w:t>
+      </w:r>
+      <w:r>
+        <w:rPr>
+          <w:sz w:val="22"/>
+          <w:szCs w:val="22"/>
+        </w:rPr>
+        <w:t xml:space="preserve"> line does not change — only the values above it do.</w:t>
+      </w:r>
+    </w:p>
+    <w:p>
+      <w:pPr>
+        <w:spacing w:after="120" w:line="276"/>
+      </w:pPr>
+      <w:r>
+        <w:rPr>
+          <w:sz w:val="22"/>
+          <w:szCs w:val="22"/>
+        </w:rPr>
+        <w:t xml:space="preserve">Run it. You should see your WORK 1 blink, then your own blink right after it.</w:t>
+      </w:r>
+    </w:p>
+    <w:p>
+      <w:pPr>
+        <w:pStyle w:val="Heading2"/>
+        <w:keepNext/>
+        <w:spacing w:after="120" w:before="260"/>
+      </w:pPr>
+      <w:r>
+        <w:t xml:space="preserve">Step 4: Type in WORK 3</w:t>
+      </w:r>
+    </w:p>
+    <w:p>
+      <w:pPr>
+        <w:spacing w:after="120" w:line="276"/>
+      </w:pPr>
+      <w:r>
+        <w:rPr>
+          <w:sz w:val="22"/>
+          <w:szCs w:val="22"/>
+        </w:rPr>
+        <w:t xml:space="preserve">This is the payoff, and it is the shortest step in the project.</w:t>
+      </w:r>
+    </w:p>
+    <w:p>
+      <w:pPr>
+        <w:spacing w:after="120" w:line="276"/>
+      </w:pPr>
+      <w:r>
+        <w:rPr>
+          <w:sz w:val="22"/>
+          <w:szCs w:val="22"/>
+        </w:rPr>
+        <w:t xml:space="preserve">Find the </w:t>
+      </w:r>
+      <w:r>
+        <w:rPr>
+          <w:rFonts w:ascii="Roboto Mono" w:cs="Roboto Mono" w:eastAsia="Roboto Mono" w:hAnsi="Roboto Mono"/>
+          <w:sz w:val="19"/>
+          <w:szCs w:val="19"/>
+        </w:rPr>
+        <w:t xml:space="preserve"># WORK 3</w:t>
+      </w:r>
+      <w:r>
+        <w:rPr>
+          <w:sz w:val="22"/>
+          <w:szCs w:val="22"/>
+        </w:rPr>
+        <w:t xml:space="preserve"> comment. Give those same five variables new values — a different color, a faster or slower blink. Then call </w:t>
+      </w:r>
+      <w:r>
+        <w:rPr>
+          <w:rFonts w:ascii="Roboto Mono" w:cs="Roboto Mono" w:eastAsia="Roboto Mono" w:hAnsi="Roboto Mono"/>
+          <w:sz w:val="19"/>
+          <w:szCs w:val="19"/>
+        </w:rPr>
+        <w:t xml:space="preserve">blink</w:t>
+      </w:r>
+      <w:r>
+        <w:rPr>
+          <w:sz w:val="22"/>
+          <w:szCs w:val="22"/>
+        </w:rPr>
+        <w:t xml:space="preserve"> again with a line that is character for character identical to the one in WORK 2:</w:t>
+      </w:r>
+    </w:p>
+    <w:tbl>
+      <w:tblPr>
+        <w:tblW w:type="dxa" w:w="9360"/>
+        <w:tblBorders>
+          <w:top w:val="single" w:color="auto" w:sz="4"/>
+          <w:left w:val="single" w:color="auto" w:sz="4"/>
+          <w:bottom w:val="single" w:color="auto" w:sz="4"/>
+          <w:right w:val="single" w:color="auto" w:sz="4"/>
+          <w:insideH w:val="single" w:color="auto" w:sz="4"/>
+          <w:insideV w:val="single" w:color="auto" w:sz="4"/>
+        </w:tblBorders>
+      </w:tblPr>
+      <w:tblGrid>
+        <w:gridCol w:w="9360"/>
+      </w:tblGrid>
+      <w:tr>
+        <w:trPr>
+          <w:cantSplit/>
+        </w:trPr>
+        <w:tc>
+          <w:tcPr>
+            <w:tcW w:type="dxa" w:w="9360"/>
+            <w:tcBorders>
+              <w:top w:val="single" w:color="9A9A9A" w:sz="4"/>
+              <w:left w:val="single" w:color="9A9A9A" w:sz="4"/>
+              <w:bottom w:val="single" w:color="9A9A9A" w:sz="4"/>
+              <w:right w:val="single" w:color="9A9A9A" w:sz="4"/>
+            </w:tcBorders>
+            <w:tcMar>
+              <w:top w:type="dxa" w:w="120"/>
+              <w:left w:type="dxa" w:w="180"/>
+              <w:bottom w:type="dxa" w:w="120"/>
+              <w:right w:type="dxa" w:w="180"/>
+            </w:tcMar>
+          </w:tcPr>
+          <w:p>
+            <w:pPr>
+              <w:spacing w:after="0" w:line="240"/>
+            </w:pPr>
+            <w:r>
+              <w:rPr>
+                <w:rFonts w:ascii="Roboto Mono" w:cs="Roboto Mono" w:eastAsia="Roboto Mono" w:hAnsi="Roboto Mono"/>
+                <w:sz w:val="19"/>
+                <w:szCs w:val="19"/>
+              </w:rPr>
+              <w:t xml:space="preserve">blink(3, on_time, off_time, red, green, blue)</w:t>
+            </w:r>
+          </w:p>
+        </w:tc>
+      </w:tr>
+    </w:tbl>
+    <w:p>
+      <w:pPr>
+        <w:spacing w:after="60" w:line="120"/>
+      </w:pPr>
+      <w:r>
+        <w:rPr>
+          <w:sz w:val="8"/>
+          <w:szCs w:val="8"/>
+        </w:rPr>
+        <w:t xml:space="preserve"/>
+      </w:r>
+    </w:p>
+    <w:p>
+      <w:pPr>
+        <w:spacing w:after="120" w:line="276"/>
+      </w:pPr>
+      <w:r>
+        <w:rPr>
+          <w:sz w:val="22"/>
+          <w:szCs w:val="22"/>
+        </w:rPr>
+        <w:t xml:space="preserve">Two calls that look exactly the same, doing two different things, because the variables changed in between. That is what a variable is for.</w:t>
+      </w:r>
+    </w:p>
+    <w:p>
+      <w:pPr>
+        <w:pStyle w:val="Heading2"/>
+        <w:keepNext/>
+        <w:spacing w:after="120" w:before="260"/>
+      </w:pPr>
+      <w:r>
+        <w:t xml:space="preserve">Step 5: Worksheet and check off</w:t>
+      </w:r>
+    </w:p>
+    <w:p>
+      <w:pPr>
+        <w:spacing w:after="120" w:line="276"/>
+      </w:pPr>
+      <w:r>
+        <w:rPr>
+          <w:sz w:val="22"/>
+          <w:szCs w:val="22"/>
+        </w:rPr>
+        <w:t xml:space="preserve">One run shows all three, in order, over and over until you touch Cancel: three red blinks by hand, then your WORK 2 blink, then your WORK 3 blink.</w:t>
+      </w:r>
+    </w:p>
+    <w:p>
+      <w:pPr>
+        <w:spacing w:after="120" w:line="276"/>
+      </w:pPr>
+      <w:r>
+        <w:rPr>
+          <w:sz w:val="22"/>
+          <w:szCs w:val="22"/>
+        </w:rPr>
+        <w:t xml:space="preserve">Part A of the worksheet has three WORK boxes and a FLEX box. Those match the </w:t>
+      </w:r>
+      <w:r>
+        <w:rPr>
+          <w:rFonts w:ascii="Roboto Mono" w:cs="Roboto Mono" w:eastAsia="Roboto Mono" w:hAnsi="Roboto Mono"/>
+          <w:sz w:val="19"/>
+          <w:szCs w:val="19"/>
+        </w:rPr>
+        <w:t xml:space="preserve"># WORK</w:t>
+      </w:r>
+      <w:r>
+        <w:rPr>
+          <w:sz w:val="22"/>
+          <w:szCs w:val="22"/>
+        </w:rPr>
+        <w:t xml:space="preserve"> and </w:t>
+      </w:r>
+      <w:r>
+        <w:rPr>
+          <w:rFonts w:ascii="Roboto Mono" w:cs="Roboto Mono" w:eastAsia="Roboto Mono" w:hAnsi="Roboto Mono"/>
+          <w:sz w:val="19"/>
+          <w:szCs w:val="19"/>
+        </w:rPr>
+        <w:t xml:space="preserve"># FLEX</w:t>
+      </w:r>
+      <w:r>
+        <w:rPr>
+          <w:sz w:val="22"/>
+          <w:szCs w:val="22"/>
+        </w:rPr>
+        <w:t xml:space="preserve"> comments in your Python file. Copy the key line or lines from each one into its box. If you skipped the flex, leave the FLEX box empty.</w:t>
+      </w:r>
+    </w:p>
+    <w:p>
+      <w:pPr>
+        <w:spacing w:after="120" w:line="276"/>
+      </w:pPr>
+      <w:r>
+        <w:rPr>
+          <w:sz w:val="22"/>
+          <w:szCs w:val="22"/>
+        </w:rPr>
+        <w:t xml:space="preserve">For WORK 3, copy your five changed variables into the box, plus the </w:t>
+      </w:r>
+      <w:r>
+        <w:rPr>
+          <w:rFonts w:ascii="Roboto Mono" w:cs="Roboto Mono" w:eastAsia="Roboto Mono" w:hAnsi="Roboto Mono"/>
+          <w:sz w:val="19"/>
+          <w:szCs w:val="19"/>
+        </w:rPr>
+        <w:t xml:space="preserve">blink</w:t>
+      </w:r>
+      <w:r>
+        <w:rPr>
+          <w:sz w:val="22"/>
+          <w:szCs w:val="22"/>
+        </w:rPr>
+        <w:t xml:space="preserve"> call. That is the answer.</w:t>
+      </w:r>
+    </w:p>
+    <w:p>
+      <w:pPr>
+        <w:spacing w:after="120" w:line="276"/>
+      </w:pPr>
+      <w:r>
+        <w:rPr>
+          <w:sz w:val="22"/>
+          <w:szCs w:val="22"/>
+        </w:rPr>
+        <w:t xml:space="preserve">One checkoff. Run the finished file once and it shows everything you built, so nothing gets commented out along the way. The work is 19 points, the flex is 20, undone is 0. Late is your points × 0.9. No robot or no worksheet is a 0 and a redo. Work at your own speed and watch the due dates. Finish all fourteen and the Lego and servo bin unlocks.</w:t>
+      </w:r>
+    </w:p>
+    <w:p>
+      <w:pPr>
+        <w:pStyle w:val="Heading2"/>
+        <w:keepNext/>
+        <w:spacing w:after="120" w:before="260"/>
+      </w:pPr>
+      <w:r>
         <w:t xml:space="preserve">FLEX: The A+</w:t>
       </w:r>
     </w:p>
@@ -2216,6 +3104,18 @@
           <w:sz w:val="22"/>
           <w:szCs w:val="22"/>
         </w:rPr>
+        <w:t xml:space="preserve">This one is not printed anywhere. You work it out.</w:t>
+      </w:r>
+    </w:p>
+    <w:p>
+      <w:pPr>
+        <w:spacing w:after="120" w:line="276"/>
+      </w:pPr>
+      <w:r>
+        <w:rPr>
+          <w:sz w:val="22"/>
+          <w:szCs w:val="22"/>
+        </w:rPr>
         <w:t xml:space="preserve">Make a heartbeat. The blink starts slow and speeds up a little every time, then jumps back to slow and does it again.</w:t>
       </w:r>
     </w:p>
@@ -2228,22 +3128,7 @@
           <w:sz w:val="22"/>
           <w:szCs w:val="22"/>
         </w:rPr>
-        <w:t xml:space="preserve">Hint: add a fourth </w:t>
-      </w:r>
-      <w:r>
-        <w:rPr>
-          <w:rFonts w:ascii="Roboto Mono" w:cs="Roboto Mono" w:eastAsia="Roboto Mono" w:hAnsi="Roboto Mono"/>
-          <w:sz w:val="19"/>
-          <w:szCs w:val="19"/>
-        </w:rPr>
-        <w:t xml:space="preserve">blink</w:t>
-      </w:r>
-      <w:r>
-        <w:rPr>
-          <w:sz w:val="22"/>
-          <w:szCs w:val="22"/>
-        </w:rPr>
-        <w:t xml:space="preserve"> call and change </w:t>
+        <w:t xml:space="preserve">Hint: </w:t>
       </w:r>
       <w:r>
         <w:rPr>
@@ -2258,69 +3143,7 @@
           <w:sz w:val="22"/>
           <w:szCs w:val="22"/>
         </w:rPr>
-        <w:t xml:space="preserve"> a little before each one. Or change </w:t>
-      </w:r>
-      <w:r>
-        <w:rPr>
-          <w:rFonts w:ascii="Roboto Mono" w:cs="Roboto Mono" w:eastAsia="Roboto Mono" w:hAnsi="Roboto Mono"/>
-          <w:sz w:val="19"/>
-          <w:szCs w:val="19"/>
-        </w:rPr>
-        <w:t xml:space="preserve">on_time</w:t>
-      </w:r>
-      <w:r>
-        <w:rPr>
-          <w:sz w:val="22"/>
-          <w:szCs w:val="22"/>
-        </w:rPr>
-        <w:t xml:space="preserve"> at the bottom of the </w:t>
-      </w:r>
-      <w:r>
-        <w:rPr>
-          <w:rFonts w:ascii="Roboto Mono" w:cs="Roboto Mono" w:eastAsia="Roboto Mono" w:hAnsi="Roboto Mono"/>
-          <w:sz w:val="19"/>
-          <w:szCs w:val="19"/>
-        </w:rPr>
-        <w:t xml:space="preserve">while</w:t>
-      </w:r>
-      <w:r>
-        <w:rPr>
-          <w:sz w:val="22"/>
-          <w:szCs w:val="22"/>
-        </w:rPr>
-        <w:t xml:space="preserve"> loop so every lap is faster than the last, and reset it once it drops below 0.1.</w:t>
-      </w:r>
-    </w:p>
-    <w:p>
-      <w:pPr>
-        <w:spacing w:before="400"/>
-      </w:pPr>
-      <w:r>
-        <w:rPr>
-          <w:i/>
-          <w:iCs/>
-          <w:color w:val="808080"/>
-          <w:sz w:val="18"/>
-          <w:szCs w:val="18"/>
-        </w:rPr>
-        <w:t xml:space="preserve">V05</w:t>
-      </w:r>
-    </w:p>
-    <w:p>
-      <w:r>
-        <w:br w:type="page"/>
-      </w:r>
-    </w:p>
-    <w:p>
-      <w:r>
-        <w:rPr>
-          <w:i/>
-          <w:iCs/>
-          <w:color w:val="A6A6A6"/>
-          <w:sz w:val="18"/>
-          <w:szCs w:val="18"/>
-        </w:rPr>
-        <w:t xml:space="preserve">This page left blank.</w:t>
+        <w:t xml:space="preserve"> does not have to stay the same all the way down the file.</w:t>
       </w:r>
     </w:p>
     <w:sectPr>
@@ -2421,7 +3244,7 @@
               <w:sz w:val="17"/>
               <w:szCs w:val="17"/>
             </w:rPr>
-            <w:t xml:space="preserve">Project 02: Flashing Lights  ·  V05</w:t>
+            <w:t xml:space="preserve">Project 02: Flashing Lights  ·  V13</w:t>
           </w:r>
         </w:p>
       </w:tc>

--- a/guide_builder/P02_Flashing_Lights_Guide.docx
+++ b/guide_builder/P02_Flashing_Lights_Guide.docx
@@ -466,7 +466,7 @@
           <w:sz w:val="19"/>
           <w:szCs w:val="19"/>
         </w:rPr>
-        <w:t xml:space="preserve">set_color</w:t>
+        <w:t xml:space="preserve">set_color()</w:t>
       </w:r>
       <w:r>
         <w:rPr>
@@ -1474,7 +1474,7 @@
           <w:sz w:val="19"/>
           <w:szCs w:val="19"/>
         </w:rPr>
-        <w:t xml:space="preserve">blink</w:t>
+        <w:t xml:space="preserve">blink()</w:t>
       </w:r>
       <w:r>
         <w:rPr>
@@ -1703,7 +1703,7 @@
           <w:sz w:val="19"/>
           <w:szCs w:val="19"/>
         </w:rPr>
-        <w:t xml:space="preserve">blink</w:t>
+        <w:t xml:space="preserve">blink()</w:t>
       </w:r>
       <w:r>
         <w:rPr>
@@ -1862,7 +1862,7 @@
           <w:sz w:val="19"/>
           <w:szCs w:val="19"/>
         </w:rPr>
-        <w:t xml:space="preserve">set_color</w:t>
+        <w:t xml:space="preserve">set_color()</w:t>
       </w:r>
       <w:r>
         <w:rPr>
@@ -1877,7 +1877,7 @@
           <w:sz w:val="19"/>
           <w:szCs w:val="19"/>
         </w:rPr>
-        <w:t xml:space="preserve">sb.light_both_leds</w:t>
+        <w:t xml:space="preserve">sb.light_both_leds()</w:t>
       </w:r>
       <w:r>
         <w:rPr>
@@ -1892,7 +1892,7 @@
           <w:sz w:val="19"/>
           <w:szCs w:val="19"/>
         </w:rPr>
-        <w:t xml:space="preserve">set_color</w:t>
+        <w:t xml:space="preserve">set_color()</w:t>
       </w:r>
       <w:r>
         <w:rPr>
@@ -1907,7 +1907,7 @@
           <w:sz w:val="19"/>
           <w:szCs w:val="19"/>
         </w:rPr>
-        <w:t xml:space="preserve">blink</w:t>
+        <w:t xml:space="preserve">blink()</w:t>
       </w:r>
       <w:r>
         <w:rPr>
@@ -1922,7 +1922,7 @@
           <w:sz w:val="19"/>
           <w:szCs w:val="19"/>
         </w:rPr>
-        <w:t xml:space="preserve">sb.light_both_leds</w:t>
+        <w:t xml:space="preserve">sb.light_both_leds()</w:t>
       </w:r>
       <w:r>
         <w:rPr>
@@ -2821,7 +2821,7 @@
           <w:sz w:val="19"/>
           <w:szCs w:val="19"/>
         </w:rPr>
-        <w:t xml:space="preserve">blink</w:t>
+        <w:t xml:space="preserve">blink()</w:t>
       </w:r>
       <w:r>
         <w:rPr>
@@ -2897,7 +2897,7 @@
           <w:sz w:val="19"/>
           <w:szCs w:val="19"/>
         </w:rPr>
-        <w:t xml:space="preserve">blink</w:t>
+        <w:t xml:space="preserve">blink()</w:t>
       </w:r>
       <w:r>
         <w:rPr>
@@ -3063,7 +3063,7 @@
           <w:sz w:val="19"/>
           <w:szCs w:val="19"/>
         </w:rPr>
-        <w:t xml:space="preserve">blink</w:t>
+        <w:t xml:space="preserve">blink()</w:t>
       </w:r>
       <w:r>
         <w:rPr>
@@ -3244,7 +3244,7 @@
               <w:sz w:val="17"/>
               <w:szCs w:val="17"/>
             </w:rPr>
-            <w:t xml:space="preserve">Project 02: Flashing Lights  ·  V13</w:t>
+            <w:t xml:space="preserve">Project 02: Flashing Lights  ·  V14</w:t>
           </w:r>
         </w:p>
       </w:tc>

--- a/guide_builder/P02_Flashing_Lights_Guide.docx
+++ b/guide_builder/P02_Flashing_Lights_Guide.docx
@@ -1929,7 +1929,7 @@
           <w:sz w:val="22"/>
           <w:szCs w:val="22"/>
         </w:rPr>
-        <w:t xml:space="preserve"> over and over to do that. Each one wraps up the one below it so you can say more with less typing. In P04 you write your own.</w:t>
+        <w:t xml:space="preserve"> over and over to do that. Each one wraps up the one below it so you can say more with less typing. Before long you will be writing your own.</w:t>
       </w:r>
     </w:p>
     <w:p>
@@ -3244,7 +3244,7 @@
               <w:sz w:val="17"/>
               <w:szCs w:val="17"/>
             </w:rPr>
-            <w:t xml:space="preserve">Project 02: Flashing Lights  ·  V14</w:t>
+            <w:t xml:space="preserve">Project 02: Flashing Lights  ·  V15</w:t>
           </w:r>
         </w:p>
       </w:tc>
